--- a/downloads/SOE - ECR-003 - OSPFv2.docx
+++ b/downloads/SOE - ECR-003 - OSPFv2.docx
@@ -245,8 +245,6 @@
             <w:r>
               <w:t>Friday 11:00 PM – Saturday 2:00 AM (Approved Maintenance Window)</w:t>
             </w:r>
-            <w:bookmarkStart w:id="0" w:name="_GoBack"/>
-            <w:bookmarkEnd w:id="0"/>
           </w:p>
         </w:tc>
       </w:tr>
@@ -420,182 +418,119 @@
     </w:p>
     <w:p>
       <w:pPr>
+        <w:pStyle w:val="ListParagraph"/>
+        <w:numPr>
+          <w:ilvl w:val="0"/>
+          <w:numId w:val="25"/>
+        </w:numPr>
         <w:spacing w:line="276" w:lineRule="auto"/>
-        <w:ind w:left="720"/>
-      </w:pPr>
-      <w:proofErr w:type="gramStart"/>
-      <w:r>
-        <w:rPr>
-          <w:rFonts w:hAnsi="Symbol"/>
-        </w:rPr>
-        <w:t></w:t>
-      </w:r>
-      <w:r>
-        <w:t xml:space="preserve">  Connect</w:t>
-      </w:r>
-      <w:proofErr w:type="gramEnd"/>
-      <w:r>
-        <w:t xml:space="preserve"> the enterprise Autonomous System Boundary Router (ASBR) to the Internet Service Provider (ISP) router. </w:t>
-      </w:r>
-    </w:p>
-    <w:p>
-      <w:pPr>
+      </w:pPr>
+      <w:r>
+        <w:t xml:space="preserve">Connect the enterprise Autonomous System Boundary Router (ASBR) to the Internet Service Provider (ISP) router. </w:t>
+      </w:r>
+    </w:p>
+    <w:p>
+      <w:pPr>
+        <w:pStyle w:val="ListParagraph"/>
+        <w:numPr>
+          <w:ilvl w:val="0"/>
+          <w:numId w:val="25"/>
+        </w:numPr>
         <w:spacing w:line="276" w:lineRule="auto"/>
-        <w:ind w:left="720"/>
-      </w:pPr>
-      <w:proofErr w:type="gramStart"/>
-      <w:r>
-        <w:rPr>
-          <w:rFonts w:hAnsi="Symbol"/>
-        </w:rPr>
-        <w:t></w:t>
-      </w:r>
-      <w:r>
-        <w:t xml:space="preserve">  Deploy</w:t>
-      </w:r>
-      <w:proofErr w:type="gramEnd"/>
-      <w:r>
-        <w:t xml:space="preserve"> OSPFv2 throughout the enterprise IPv4 network. </w:t>
-      </w:r>
-    </w:p>
-    <w:p>
-      <w:pPr>
+      </w:pPr>
+      <w:r>
+        <w:t xml:space="preserve">Deploy OSPFv2 throughout the enterprise IPv4 network. </w:t>
+      </w:r>
+    </w:p>
+    <w:p>
+      <w:pPr>
+        <w:pStyle w:val="ListParagraph"/>
+        <w:numPr>
+          <w:ilvl w:val="0"/>
+          <w:numId w:val="25"/>
+        </w:numPr>
         <w:spacing w:line="276" w:lineRule="auto"/>
-        <w:ind w:left="720"/>
-      </w:pPr>
-      <w:proofErr w:type="gramStart"/>
-      <w:r>
-        <w:rPr>
-          <w:rFonts w:hAnsi="Symbol"/>
-        </w:rPr>
-        <w:t></w:t>
-      </w:r>
-      <w:r>
-        <w:t xml:space="preserve">  Configure</w:t>
-      </w:r>
-      <w:proofErr w:type="gramEnd"/>
-      <w:r>
-        <w:t xml:space="preserve"> manually assigned OSPF router IDs and future expansion loopback interfaces. </w:t>
-      </w:r>
-    </w:p>
-    <w:p>
-      <w:pPr>
+      </w:pPr>
+      <w:r>
+        <w:t xml:space="preserve">Configure manually assigned OSPF router IDs and future expansion loopback interfaces. </w:t>
+      </w:r>
+    </w:p>
+    <w:p>
+      <w:pPr>
+        <w:pStyle w:val="ListParagraph"/>
+        <w:numPr>
+          <w:ilvl w:val="0"/>
+          <w:numId w:val="25"/>
+        </w:numPr>
         <w:spacing w:line="276" w:lineRule="auto"/>
-        <w:ind w:left="720"/>
-      </w:pPr>
-      <w:proofErr w:type="gramStart"/>
-      <w:r>
-        <w:rPr>
-          <w:rFonts w:hAnsi="Symbol"/>
-        </w:rPr>
-        <w:t></w:t>
-      </w:r>
-      <w:r>
-        <w:t xml:space="preserve">  Advertise</w:t>
-      </w:r>
-      <w:proofErr w:type="gramEnd"/>
-      <w:r>
-        <w:t xml:space="preserve"> enterprise LAN, WAN, inter-VLAN, management, and future expansion networks using OSPF. </w:t>
-      </w:r>
-    </w:p>
-    <w:p>
-      <w:pPr>
+      </w:pPr>
+      <w:r>
+        <w:t xml:space="preserve">Advertise enterprise LAN, WAN, inter-VLAN, management, and future expansion networks using OSPF. </w:t>
+      </w:r>
+    </w:p>
+    <w:p>
+      <w:pPr>
+        <w:pStyle w:val="ListParagraph"/>
+        <w:numPr>
+          <w:ilvl w:val="0"/>
+          <w:numId w:val="25"/>
+        </w:numPr>
         <w:spacing w:line="276" w:lineRule="auto"/>
-        <w:ind w:left="720"/>
-      </w:pPr>
-      <w:proofErr w:type="gramStart"/>
-      <w:r>
-        <w:rPr>
-          <w:rFonts w:hAnsi="Symbol"/>
-        </w:rPr>
-        <w:t></w:t>
-      </w:r>
-      <w:r>
-        <w:t xml:space="preserve">  Configure</w:t>
-      </w:r>
-      <w:proofErr w:type="gramEnd"/>
-      <w:r>
-        <w:t xml:space="preserve"> passive interfaces and enterprise OSPF reference bandwidth according to enterprise standards. </w:t>
-      </w:r>
-    </w:p>
-    <w:p>
-      <w:pPr>
+      </w:pPr>
+      <w:r>
+        <w:t xml:space="preserve">Configure passive interfaces and enterprise OSPF reference bandwidth according to enterprise standards. </w:t>
+      </w:r>
+    </w:p>
+    <w:p>
+      <w:pPr>
+        <w:pStyle w:val="ListParagraph"/>
+        <w:numPr>
+          <w:ilvl w:val="0"/>
+          <w:numId w:val="25"/>
+        </w:numPr>
         <w:spacing w:line="276" w:lineRule="auto"/>
-        <w:ind w:left="720"/>
-      </w:pPr>
-      <w:proofErr w:type="gramStart"/>
-      <w:r>
-        <w:rPr>
-          <w:rFonts w:hAnsi="Symbol"/>
-        </w:rPr>
-        <w:t></w:t>
-      </w:r>
-      <w:r>
-        <w:t xml:space="preserve">  Verify</w:t>
-      </w:r>
-      <w:proofErr w:type="gramEnd"/>
-      <w:r>
-        <w:t xml:space="preserve"> OSPF neighbor adjacencies and dynamic route exchange. </w:t>
-      </w:r>
-    </w:p>
-    <w:p>
-      <w:pPr>
+      </w:pPr>
+      <w:r>
+        <w:t xml:space="preserve">Verify OSPF neighbor adjacencies and dynamic route exchange. </w:t>
+      </w:r>
+    </w:p>
+    <w:p>
+      <w:pPr>
+        <w:pStyle w:val="ListParagraph"/>
+        <w:numPr>
+          <w:ilvl w:val="0"/>
+          <w:numId w:val="25"/>
+        </w:numPr>
         <w:spacing w:line="276" w:lineRule="auto"/>
-        <w:ind w:left="720"/>
-      </w:pPr>
-      <w:proofErr w:type="gramStart"/>
-      <w:r>
-        <w:rPr>
-          <w:rFonts w:hAnsi="Symbol"/>
-        </w:rPr>
-        <w:t></w:t>
-      </w:r>
-      <w:r>
-        <w:t xml:space="preserve">  Convert</w:t>
-      </w:r>
-      <w:proofErr w:type="gramEnd"/>
-      <w:r>
-        <w:t xml:space="preserve"> enterprise static routes to floating static routes. </w:t>
-      </w:r>
-    </w:p>
-    <w:p>
-      <w:pPr>
+      </w:pPr>
+      <w:r>
+        <w:t xml:space="preserve">Convert enterprise static routes to floating static routes. </w:t>
+      </w:r>
+    </w:p>
+    <w:p>
+      <w:pPr>
+        <w:pStyle w:val="ListParagraph"/>
+        <w:numPr>
+          <w:ilvl w:val="0"/>
+          <w:numId w:val="25"/>
+        </w:numPr>
         <w:spacing w:line="276" w:lineRule="auto"/>
-        <w:ind w:left="720"/>
-      </w:pPr>
-      <w:proofErr w:type="gramStart"/>
-      <w:r>
-        <w:rPr>
-          <w:rFonts w:hAnsi="Symbol"/>
-        </w:rPr>
-        <w:t></w:t>
-      </w:r>
-      <w:r>
-        <w:t xml:space="preserve">  Configure</w:t>
-      </w:r>
-      <w:proofErr w:type="gramEnd"/>
-      <w:r>
-        <w:t xml:space="preserve"> and advertise the enterprise default route from the Autonomous System Boundary Router (ASBR). </w:t>
-      </w:r>
-    </w:p>
-    <w:p>
-      <w:pPr>
+      </w:pPr>
+      <w:r>
+        <w:t xml:space="preserve">Configure and advertise the enterprise default route from the Autonomous System Boundary Router (ASBR). </w:t>
+      </w:r>
+    </w:p>
+    <w:p>
+      <w:pPr>
+        <w:pStyle w:val="ListParagraph"/>
+        <w:numPr>
+          <w:ilvl w:val="0"/>
+          <w:numId w:val="25"/>
+        </w:numPr>
         <w:spacing w:line="276" w:lineRule="auto"/>
-        <w:ind w:left="720"/>
-      </w:pPr>
-      <w:proofErr w:type="gramStart"/>
-      <w:r>
-        <w:rPr>
-          <w:rFonts w:hAnsi="Symbol"/>
-        </w:rPr>
-        <w:t></w:t>
-      </w:r>
-      <w:r>
-        <w:t xml:space="preserve">  Validate</w:t>
-      </w:r>
-      <w:proofErr w:type="gramEnd"/>
-      <w:r>
-        <w:t xml:space="preserve"> enterprise connectivity and routing using connectivity testing and Cisco IOS show commands.</w:t>
+      </w:pPr>
+      <w:r>
+        <w:t>Validate enterprise connectivity and routing using connectivity testing and Cisco IOS show commands.</w:t>
       </w:r>
     </w:p>
     <w:p>
@@ -730,63 +665,45 @@
     </w:p>
     <w:p>
       <w:pPr>
-        <w:ind w:left="720"/>
-      </w:pPr>
-      <w:proofErr w:type="gramStart"/>
-      <w:r>
-        <w:rPr>
-          <w:rFonts w:hAnsi="Symbol"/>
-        </w:rPr>
-        <w:t></w:t>
-      </w:r>
-      <w:r>
-        <w:t xml:space="preserve">  Enterprise</w:t>
-      </w:r>
-      <w:proofErr w:type="gramEnd"/>
-      <w:r>
-        <w:t xml:space="preserve"> Network Standards Guide </w:t>
-      </w:r>
-    </w:p>
-    <w:p>
-      <w:pPr>
-        <w:ind w:left="720"/>
-      </w:pPr>
-      <w:proofErr w:type="gramStart"/>
-      <w:r>
-        <w:rPr>
-          <w:rFonts w:hAnsi="Symbol"/>
-        </w:rPr>
-        <w:t></w:t>
-      </w:r>
-      <w:r>
-        <w:t xml:space="preserve">  Enterprise</w:t>
-      </w:r>
-      <w:proofErr w:type="gramEnd"/>
-      <w:r>
-        <w:t xml:space="preserve"> IP Addressing Plan </w:t>
-      </w:r>
-    </w:p>
-    <w:p>
-      <w:pPr>
-        <w:ind w:left="720"/>
-      </w:pPr>
-      <w:proofErr w:type="gramStart"/>
-      <w:r>
-        <w:rPr>
-          <w:rFonts w:hAnsi="Symbol"/>
-        </w:rPr>
-        <w:t></w:t>
-      </w:r>
-      <w:r>
-        <w:t xml:space="preserve">  Enterprise</w:t>
-      </w:r>
-      <w:proofErr w:type="gramEnd"/>
-      <w:r>
-        <w:t xml:space="preserve"> Topology (.</w:t>
+        <w:pStyle w:val="ListParagraph"/>
+        <w:numPr>
+          <w:ilvl w:val="0"/>
+          <w:numId w:val="25"/>
+        </w:numPr>
+        <w:spacing w:line="276" w:lineRule="auto"/>
+      </w:pPr>
+      <w:r>
+        <w:t xml:space="preserve">Enterprise Network Standards Guide </w:t>
+      </w:r>
+    </w:p>
+    <w:p>
+      <w:pPr>
+        <w:pStyle w:val="ListParagraph"/>
+        <w:numPr>
+          <w:ilvl w:val="0"/>
+          <w:numId w:val="25"/>
+        </w:numPr>
+        <w:spacing w:line="276" w:lineRule="auto"/>
+      </w:pPr>
+      <w:r>
+        <w:t xml:space="preserve">Enterprise IP Addressing Plan </w:t>
+      </w:r>
+    </w:p>
+    <w:p>
+      <w:pPr>
+        <w:pStyle w:val="ListParagraph"/>
+        <w:numPr>
+          <w:ilvl w:val="0"/>
+          <w:numId w:val="25"/>
+        </w:numPr>
+        <w:spacing w:line="276" w:lineRule="auto"/>
+      </w:pPr>
+      <w:r>
+        <w:t>Enterprise Topology (.</w:t>
       </w:r>
       <w:proofErr w:type="spellStart"/>
       <w:r>
-        <w:t>pkt</w:t>
+        <w:t>pka</w:t>
       </w:r>
       <w:proofErr w:type="spellEnd"/>
       <w:r>
@@ -795,40 +712,28 @@
     </w:p>
     <w:p>
       <w:pPr>
-        <w:ind w:left="720"/>
-      </w:pPr>
-      <w:proofErr w:type="gramStart"/>
-      <w:r>
-        <w:rPr>
-          <w:rFonts w:hAnsi="Symbol"/>
-        </w:rPr>
-        <w:t></w:t>
-      </w:r>
-      <w:r>
-        <w:t xml:space="preserve">  Enterprise</w:t>
-      </w:r>
-      <w:proofErr w:type="gramEnd"/>
-      <w:r>
-        <w:t xml:space="preserve"> Change Request (ECR-003) </w:t>
-      </w:r>
-    </w:p>
-    <w:p>
-      <w:pPr>
-        <w:ind w:left="720"/>
-      </w:pPr>
-      <w:proofErr w:type="gramStart"/>
-      <w:r>
-        <w:rPr>
-          <w:rFonts w:hAnsi="Symbol"/>
-        </w:rPr>
-        <w:t></w:t>
-      </w:r>
-      <w:r>
-        <w:t xml:space="preserve">  Lab</w:t>
-      </w:r>
-      <w:proofErr w:type="gramEnd"/>
-      <w:r>
-        <w:t xml:space="preserve"> Process &amp; Expectations Guide</w:t>
+        <w:pStyle w:val="ListParagraph"/>
+        <w:numPr>
+          <w:ilvl w:val="0"/>
+          <w:numId w:val="25"/>
+        </w:numPr>
+        <w:spacing w:line="276" w:lineRule="auto"/>
+      </w:pPr>
+      <w:r>
+        <w:t xml:space="preserve">Enterprise Change Request (ECR-003) </w:t>
+      </w:r>
+    </w:p>
+    <w:p>
+      <w:pPr>
+        <w:pStyle w:val="ListParagraph"/>
+        <w:numPr>
+          <w:ilvl w:val="0"/>
+          <w:numId w:val="25"/>
+        </w:numPr>
+        <w:spacing w:line="276" w:lineRule="auto"/>
+      </w:pPr>
+      <w:r>
+        <w:t>Enterprise Change Request Process &amp; Expectations Guide</w:t>
       </w:r>
     </w:p>
     <w:p>
@@ -1053,16 +958,40 @@
         <w:spacing w:line="276" w:lineRule="auto"/>
       </w:pPr>
       <w:r>
-        <w:t xml:space="preserve">Configure the HQ-R1 </w:t>
-      </w:r>
-      <w:r>
+        <w:t xml:space="preserve">Configure the </w:t>
+      </w:r>
+      <w:r>
+        <w:rPr>
+          <w:b/>
+        </w:rPr>
+        <w:t xml:space="preserve">HQ-R1 </w:t>
+      </w:r>
+      <w:r>
+        <w:rPr>
+          <w:b/>
+        </w:rPr>
         <w:t>ISP</w:t>
       </w:r>
       <w:r>
-        <w:t xml:space="preserve">-facing interface </w:t>
-      </w:r>
-      <w:r>
-        <w:t xml:space="preserve">with the next usable address of the ISP WAN network. </w:t>
+        <w:rPr>
+          <w:b/>
+        </w:rPr>
+        <w:t>-facing</w:t>
+      </w:r>
+      <w:r>
+        <w:t xml:space="preserve"> interface </w:t>
+      </w:r>
+      <w:r>
+        <w:t xml:space="preserve">with the next usable address of the </w:t>
+      </w:r>
+      <w:r>
+        <w:rPr>
+          <w:b/>
+        </w:rPr>
+        <w:t>ISP WAN</w:t>
+      </w:r>
+      <w:r>
+        <w:t xml:space="preserve"> network. </w:t>
       </w:r>
       <w:r>
         <w:t xml:space="preserve"> </w:t>
@@ -1078,9 +1007,27 @@
         <w:spacing w:line="276" w:lineRule="auto"/>
       </w:pPr>
       <w:r>
-        <w:t>Verify connectivity between HQ-R1 and the ISP</w:t>
-      </w:r>
-      <w:r>
+        <w:t xml:space="preserve">Verify connectivity between </w:t>
+      </w:r>
+      <w:r>
+        <w:rPr>
+          <w:b/>
+        </w:rPr>
+        <w:t>HQ-R1</w:t>
+      </w:r>
+      <w:r>
+        <w:t xml:space="preserve"> and the </w:t>
+      </w:r>
+      <w:r>
+        <w:rPr>
+          <w:b/>
+        </w:rPr>
+        <w:t>ISP</w:t>
+      </w:r>
+      <w:r>
+        <w:rPr>
+          <w:b/>
+        </w:rPr>
         <w:t>-R1</w:t>
       </w:r>
       <w:r>
@@ -1097,7 +1044,26 @@
         <w:spacing w:line="276" w:lineRule="auto"/>
       </w:pPr>
       <w:r>
-        <w:t>Update interface descriptions according to the Enterprise Network Standards Guide and the Lab Process &amp; Expectations Guide.</w:t>
+        <w:lastRenderedPageBreak/>
+        <w:t xml:space="preserve">Update interface descriptions according to the </w:t>
+      </w:r>
+      <w:r>
+        <w:rPr>
+          <w:b/>
+        </w:rPr>
+        <w:t>Enterprise Network Standards Guide</w:t>
+      </w:r>
+      <w:r>
+        <w:t xml:space="preserve"> and the </w:t>
+      </w:r>
+      <w:r>
+        <w:rPr>
+          <w:b/>
+        </w:rPr>
+        <w:t>Enterprise Change Request Process &amp; Expectations Guide</w:t>
+      </w:r>
+      <w:r>
+        <w:t>.</w:t>
       </w:r>
     </w:p>
     <w:p>
@@ -1109,7 +1075,6 @@
         <w:rPr>
           <w:color w:val="4F6228" w:themeColor="accent3" w:themeShade="80"/>
         </w:rPr>
-        <w:lastRenderedPageBreak/>
         <w:pict>
           <v:rect id="_x0000_i1030" style="width:468pt;height:2pt" o:hralign="center" o:hrstd="t" o:hrnoshade="t" o:hr="t" fillcolor="#4e6128 [1606]" stroked="f"/>
         </w:pict>
@@ -1196,7 +1161,13 @@
         <w:t xml:space="preserve"> </w:t>
       </w:r>
       <w:r>
-        <w:t>Enable the OSPFv2 routing process on all enterprise routers.</w:t>
+        <w:t xml:space="preserve">Enable the OSPFv2 routing process on all </w:t>
+      </w:r>
+      <w:r>
+        <w:t xml:space="preserve">Sonoran Outdoor Equipment </w:t>
+      </w:r>
+      <w:r>
+        <w:t>enterprise routers.</w:t>
       </w:r>
     </w:p>
     <w:p>
@@ -1217,7 +1188,7 @@
           <w:ilvl w:val="0"/>
           <w:numId w:val="10"/>
         </w:numPr>
-        <w:spacing w:before="100" w:beforeAutospacing="1" w:after="100" w:afterAutospacing="1"/>
+        <w:spacing w:before="100" w:beforeAutospacing="1" w:after="100" w:afterAutospacing="1" w:line="276" w:lineRule="auto"/>
       </w:pPr>
       <w:r>
         <w:t xml:space="preserve">Configure the OSPFv2 routing process on </w:t>
@@ -1259,7 +1230,7 @@
           <w:ilvl w:val="0"/>
           <w:numId w:val="10"/>
         </w:numPr>
-        <w:spacing w:before="100" w:beforeAutospacing="1" w:after="100" w:afterAutospacing="1"/>
+        <w:spacing w:before="100" w:beforeAutospacing="1" w:after="100" w:afterAutospacing="1" w:line="276" w:lineRule="auto"/>
       </w:pPr>
       <w:r>
         <w:t xml:space="preserve">Use </w:t>
@@ -1281,7 +1252,7 @@
           <w:ilvl w:val="0"/>
           <w:numId w:val="10"/>
         </w:numPr>
-        <w:spacing w:before="100" w:beforeAutospacing="1" w:after="100" w:afterAutospacing="1"/>
+        <w:spacing w:before="100" w:beforeAutospacing="1" w:after="100" w:afterAutospacing="1" w:line="276" w:lineRule="auto"/>
       </w:pPr>
       <w:r>
         <w:t xml:space="preserve">Verify that the OSPF routing process has been enabled on each router before proceeding. </w:t>
@@ -1293,7 +1264,7 @@
           <w:ilvl w:val="0"/>
           <w:numId w:val="10"/>
         </w:numPr>
-        <w:spacing w:before="100" w:beforeAutospacing="1" w:after="100" w:afterAutospacing="1"/>
+        <w:spacing w:before="100" w:beforeAutospacing="1" w:after="100" w:afterAutospacing="1" w:line="276" w:lineRule="auto"/>
       </w:pPr>
       <w:r>
         <w:t>Do not advertise networks or configure additional OSPF parameters during this step. Those tasks will be completed in subsequent steps of this Enterprise Change Request.</w:t>
@@ -1407,7 +1378,6 @@
         <w:spacing w:before="100" w:beforeAutospacing="1" w:after="100" w:afterAutospacing="1"/>
       </w:pPr>
       <w:r>
-        <w:lastRenderedPageBreak/>
         <w:t>Every OSPF router requires a unique router ID to identify itself within the OSPF routing domain. Although Cisco IOS can automatically select a router ID based on configured interface addresses, Sonoran Outdoor Equipment requires manually assigned router IDs on all enterprise routers. This enterprise standard provides consistent router identification, simplifies troubleshooting, and ensures predictable OSPF operation regardless of future interface or addressing changes.</w:t>
       </w:r>
     </w:p>
@@ -1617,6 +1587,7 @@
         <w:spacing w:before="100" w:beforeAutospacing="1" w:after="100" w:afterAutospacing="1"/>
       </w:pPr>
       <w:r>
+        <w:lastRenderedPageBreak/>
         <w:t>To accurately simulate future LAN networks, the enterprise requires each loopback interface to operate as an OSPF point-to-point network. This ensures that OSPF advertises the entire reserved network rather than a single host route.</w:t>
       </w:r>
     </w:p>
@@ -1646,7 +1617,6 @@
         <w:spacing w:before="100" w:beforeAutospacing="1" w:after="100" w:afterAutospacing="1"/>
       </w:pPr>
       <w:r>
-        <w:lastRenderedPageBreak/>
         <w:t xml:space="preserve">Configure the reserved future expansion loopback interface on </w:t>
       </w:r>
       <w:r>
@@ -1735,7 +1705,16 @@
         <w:spacing w:before="100" w:beforeAutospacing="1" w:after="100" w:afterAutospacing="1"/>
       </w:pPr>
       <w:r>
-        <w:t xml:space="preserve">Update interface descriptions according to the Enterprise Network Standards Guide and the Lab Process &amp; Expectations Guide. </w:t>
+        <w:t xml:space="preserve">Update interface descriptions according to the Enterprise Network Standards Guide and the </w:t>
+      </w:r>
+      <w:r>
+        <w:rPr>
+          <w:b/>
+        </w:rPr>
+        <w:t>Enterprise Change Request Process &amp; Expectations Guide</w:t>
+      </w:r>
+      <w:r>
+        <w:t xml:space="preserve">. </w:t>
       </w:r>
     </w:p>
     <w:p>
@@ -1971,6 +1950,7 @@
         <w:spacing w:before="100" w:beforeAutospacing="1" w:after="100" w:afterAutospacing="1"/>
       </w:pPr>
       <w:r>
+        <w:lastRenderedPageBreak/>
         <w:t xml:space="preserve">Configure all OSPF network advertisements using the </w:t>
       </w:r>
       <w:r>
@@ -2044,7 +2024,6 @@
         <w:pStyle w:val="Important"/>
       </w:pPr>
       <w:r>
-        <w:lastRenderedPageBreak/>
         <w:t>⚠</w:t>
       </w:r>
       <w:r>
@@ -2334,7 +2313,6 @@
           <w:b/>
           <w:bCs/>
         </w:rPr>
-        <w:lastRenderedPageBreak/>
         <w:t>Background</w:t>
       </w:r>
     </w:p>
@@ -2574,6 +2552,7 @@
           <w:b/>
           <w:bCs/>
         </w:rPr>
+        <w:lastRenderedPageBreak/>
         <w:t>At a minimum:</w:t>
       </w:r>
     </w:p>
@@ -2622,7 +2601,6 @@
         <w:spacing w:before="100" w:beforeAutospacing="1" w:after="100" w:afterAutospacing="1"/>
       </w:pPr>
       <w:r>
-        <w:lastRenderedPageBreak/>
         <w:t xml:space="preserve">Document the OSPF neighbor information for use during the Enterprise Verification &amp; Validation process. </w:t>
       </w:r>
     </w:p>
@@ -2849,6 +2827,7 @@
         <w:pStyle w:val="Important"/>
       </w:pPr>
       <w:r>
+        <w:lastRenderedPageBreak/>
         <w:t>The presence of existing static routes does not prevent OSPF from establishing neighbor relationships or exchanging routing information. Verify that OSPF has successfully learned the enterprise routes before converting the existing static routes to floating static routes.</w:t>
       </w:r>
     </w:p>
@@ -2870,7 +2849,6 @@
         <w:pStyle w:val="Heading3"/>
       </w:pPr>
       <w:r>
-        <w:lastRenderedPageBreak/>
         <w:t>Phase 3 – Transition the Enterprise to Dynamic Routing</w:t>
       </w:r>
     </w:p>
@@ -2977,7 +2955,30 @@
         <w:pStyle w:val="NormalWeb"/>
       </w:pPr>
       <w:r>
-        <w:t>The enterprise static routes have provided reliable communication between business locations during the initial network deployment. Now that OSPF has been successfully implemented and verified, the existing static routes will be converted to floating static routes. Floating static routes provide a backup path that is only used if the primary OSPF routes become unavailable, improving enterprise resiliency while preserving an alternate routing path.</w:t>
+        <w:t xml:space="preserve">The enterprise static routes have provided reliable communication between business locations during the initial network deployment. Now that OSPF has been successfully implemented and verified, the existing static routes will be converted to </w:t>
+      </w:r>
+      <w:r>
+        <w:rPr>
+          <w:rStyle w:val="Strong"/>
+        </w:rPr>
+        <w:t xml:space="preserve">directly </w:t>
+      </w:r>
+      <w:proofErr w:type="gramStart"/>
+      <w:r>
+        <w:rPr>
+          <w:rStyle w:val="Strong"/>
+        </w:rPr>
+        <w:t>connected</w:t>
+      </w:r>
+      <w:proofErr w:type="gramEnd"/>
+      <w:r>
+        <w:rPr>
+          <w:rStyle w:val="Strong"/>
+        </w:rPr>
+        <w:t xml:space="preserve"> floating static routes</w:t>
+      </w:r>
+      <w:r>
+        <w:t>. Floating static routes provide a backup path that is only used if the primary OSPF routes become unavailable, improving enterprise resiliency while preserving an alternate routing path.</w:t>
       </w:r>
     </w:p>
     <w:p>
@@ -3004,10 +3005,28 @@
           <w:ilvl w:val="0"/>
           <w:numId w:val="18"/>
         </w:numPr>
-        <w:spacing w:before="100" w:beforeAutospacing="1" w:after="100" w:afterAutospacing="1"/>
-      </w:pPr>
-      <w:r>
-        <w:t xml:space="preserve">Modify the existing enterprise static routes to function as floating static routes. </w:t>
+        <w:spacing w:before="100" w:beforeAutospacing="1" w:after="100" w:afterAutospacing="1" w:line="276" w:lineRule="auto"/>
+      </w:pPr>
+      <w:r>
+        <w:t xml:space="preserve">Modify the existing enterprise static routes to function as </w:t>
+      </w:r>
+      <w:r>
+        <w:rPr>
+          <w:rStyle w:val="Strong"/>
+        </w:rPr>
+        <w:t>directly connected floating static routes</w:t>
+      </w:r>
+      <w:r>
+        <w:t xml:space="preserve"> using an administrative distance of </w:t>
+      </w:r>
+      <w:r>
+        <w:rPr>
+          <w:rStyle w:val="Strong"/>
+        </w:rPr>
+        <w:t>113</w:t>
+      </w:r>
+      <w:r>
+        <w:t>.</w:t>
       </w:r>
     </w:p>
     <w:p>
@@ -3016,10 +3035,37 @@
           <w:ilvl w:val="0"/>
           <w:numId w:val="18"/>
         </w:numPr>
-        <w:spacing w:before="100" w:beforeAutospacing="1" w:after="100" w:afterAutospacing="1"/>
-      </w:pPr>
-      <w:r>
-        <w:t xml:space="preserve">Verify that the floating static routes use an administrative distance greater than OSPF. </w:t>
+        <w:spacing w:before="100" w:beforeAutospacing="1" w:after="100" w:afterAutospacing="1" w:line="276" w:lineRule="auto"/>
+      </w:pPr>
+      <w:r>
+        <w:t xml:space="preserve">Configure the floating static routes using the </w:t>
+      </w:r>
+      <w:r>
+        <w:rPr>
+          <w:rStyle w:val="Strong"/>
+        </w:rPr>
+        <w:t>exit interface</w:t>
+      </w:r>
+      <w:r>
+        <w:t xml:space="preserve"> and an administrative distance of </w:t>
+      </w:r>
+      <w:r>
+        <w:rPr>
+          <w:rStyle w:val="Strong"/>
+        </w:rPr>
+        <w:t>113</w:t>
+      </w:r>
+      <w:r>
+        <w:t xml:space="preserve">. Do </w:t>
+      </w:r>
+      <w:r>
+        <w:rPr>
+          <w:rStyle w:val="Strong"/>
+        </w:rPr>
+        <w:t>not</w:t>
+      </w:r>
+      <w:r>
+        <w:t xml:space="preserve"> configure the routes as fully specified static routes.</w:t>
       </w:r>
     </w:p>
     <w:p>
@@ -3028,34 +3074,19 @@
           <w:ilvl w:val="0"/>
           <w:numId w:val="18"/>
         </w:numPr>
-        <w:spacing w:before="100" w:beforeAutospacing="1" w:after="100" w:afterAutospacing="1"/>
-      </w:pPr>
-      <w:r>
-        <w:t xml:space="preserve">Run </w:t>
-      </w:r>
-      <w:r>
-        <w:rPr>
-          <w:rStyle w:val="Strong"/>
-        </w:rPr>
-        <w:t xml:space="preserve">show </w:t>
+        <w:spacing w:before="100" w:beforeAutospacing="1" w:after="100" w:afterAutospacing="1" w:line="276" w:lineRule="auto"/>
+      </w:pPr>
+      <w:r>
+        <w:t xml:space="preserve">Verify that the floating static routes use an administrative distance </w:t>
+      </w:r>
+      <w:r>
+        <w:t xml:space="preserve">of 113, which is greater than OSPF's </w:t>
       </w:r>
       <w:proofErr w:type="spellStart"/>
       <w:r>
-        <w:rPr>
-          <w:rStyle w:val="Strong"/>
-        </w:rPr>
-        <w:t>ip</w:t>
+        <w:t>adminis</w:t>
       </w:r>
       <w:proofErr w:type="spellEnd"/>
-      <w:r>
-        <w:rPr>
-          <w:rStyle w:val="Strong"/>
-        </w:rPr>
-        <w:t xml:space="preserve"> route</w:t>
-      </w:r>
-      <w:r>
-        <w:t xml:space="preserve"> before and after modifying the static routes. </w:t>
-      </w:r>
     </w:p>
     <w:p>
       <w:pPr>
@@ -3063,10 +3094,21 @@
           <w:ilvl w:val="0"/>
           <w:numId w:val="18"/>
         </w:numPr>
-        <w:spacing w:before="100" w:beforeAutospacing="1" w:after="100" w:afterAutospacing="1"/>
-      </w:pPr>
-      <w:r>
-        <w:t xml:space="preserve">Document the routing table before and after the routing migration for comparison during the Enterprise Verification &amp; Validation process. </w:t>
+        <w:spacing w:before="100" w:beforeAutospacing="1" w:after="100" w:afterAutospacing="1" w:line="276" w:lineRule="auto"/>
+      </w:pPr>
+      <w:proofErr w:type="spellStart"/>
+      <w:proofErr w:type="gramStart"/>
+      <w:r>
+        <w:lastRenderedPageBreak/>
+        <w:t>trative</w:t>
+      </w:r>
+      <w:proofErr w:type="spellEnd"/>
+      <w:proofErr w:type="gramEnd"/>
+      <w:r>
+        <w:t xml:space="preserve"> distance of 110.</w:t>
+      </w:r>
+      <w:r>
+        <w:t xml:space="preserve"> </w:t>
       </w:r>
     </w:p>
     <w:p>
@@ -3075,10 +3117,33 @@
           <w:ilvl w:val="0"/>
           <w:numId w:val="18"/>
         </w:numPr>
-        <w:spacing w:before="100" w:beforeAutospacing="1" w:after="100" w:afterAutospacing="1"/>
-      </w:pPr>
-      <w:r>
-        <w:t xml:space="preserve">Verify that OSPF routes have become the preferred enterprise routes. </w:t>
+        <w:spacing w:before="100" w:beforeAutospacing="1" w:after="100" w:afterAutospacing="1" w:line="276" w:lineRule="auto"/>
+      </w:pPr>
+      <w:r>
+        <w:t xml:space="preserve">Run </w:t>
+      </w:r>
+      <w:r>
+        <w:rPr>
+          <w:rStyle w:val="Strong"/>
+        </w:rPr>
+        <w:t xml:space="preserve">show </w:t>
+      </w:r>
+      <w:proofErr w:type="spellStart"/>
+      <w:r>
+        <w:rPr>
+          <w:rStyle w:val="Strong"/>
+        </w:rPr>
+        <w:t>ip</w:t>
+      </w:r>
+      <w:proofErr w:type="spellEnd"/>
+      <w:r>
+        <w:rPr>
+          <w:rStyle w:val="Strong"/>
+        </w:rPr>
+        <w:t xml:space="preserve"> route</w:t>
+      </w:r>
+      <w:r>
+        <w:t xml:space="preserve"> before and after modifying the static routes. </w:t>
       </w:r>
     </w:p>
     <w:p>
@@ -3087,7 +3152,31 @@
           <w:ilvl w:val="0"/>
           <w:numId w:val="18"/>
         </w:numPr>
-        <w:spacing w:before="100" w:beforeAutospacing="1" w:after="100" w:afterAutospacing="1"/>
+        <w:spacing w:before="100" w:beforeAutospacing="1" w:after="100" w:afterAutospacing="1" w:line="276" w:lineRule="auto"/>
+      </w:pPr>
+      <w:r>
+        <w:t xml:space="preserve">Document the routing table before and after the routing migration for comparison during the Enterprise Verification &amp; Validation process. </w:t>
+      </w:r>
+    </w:p>
+    <w:p>
+      <w:pPr>
+        <w:numPr>
+          <w:ilvl w:val="0"/>
+          <w:numId w:val="18"/>
+        </w:numPr>
+        <w:spacing w:before="100" w:beforeAutospacing="1" w:after="100" w:afterAutospacing="1" w:line="276" w:lineRule="auto"/>
+      </w:pPr>
+      <w:r>
+        <w:t xml:space="preserve">Verify that OSPF routes have become the preferred enterprise routes. </w:t>
+      </w:r>
+    </w:p>
+    <w:p>
+      <w:pPr>
+        <w:numPr>
+          <w:ilvl w:val="0"/>
+          <w:numId w:val="18"/>
+        </w:numPr>
+        <w:spacing w:before="100" w:beforeAutospacing="1" w:after="100" w:afterAutospacing="1" w:line="276" w:lineRule="auto"/>
       </w:pPr>
       <w:r>
         <w:t xml:space="preserve">Verify that the floating static routes remain available as backup routes. </w:t>
@@ -3144,7 +3233,6 @@
         <w:pStyle w:val="Heading4"/>
       </w:pPr>
       <w:r>
-        <w:lastRenderedPageBreak/>
         <w:t xml:space="preserve">Step 2: </w:t>
       </w:r>
       <w:r>
@@ -3470,6 +3558,7 @@
         <w:rPr>
           <w:rFonts w:cs="Times New Roman"/>
         </w:rPr>
+        <w:lastRenderedPageBreak/>
         <w:t xml:space="preserve">For this Enterprise Change Request, configure the enterprise default route as a </w:t>
       </w:r>
       <w:r>
@@ -3574,7 +3663,6 @@
         <w:spacing w:before="100" w:beforeAutospacing="1" w:after="100" w:afterAutospacing="1"/>
       </w:pPr>
       <w:r>
-        <w:lastRenderedPageBreak/>
         <w:t xml:space="preserve">The enterprise </w:t>
       </w:r>
       <w:r>
@@ -3721,6 +3809,7 @@
         <w:spacing w:before="100" w:beforeAutospacing="1" w:after="100" w:afterAutospacing="1"/>
       </w:pPr>
       <w:r>
+        <w:lastRenderedPageBreak/>
         <w:t xml:space="preserve">After completing all implementation phases, verify that the Enterprise Change Request has been successfully implemented. This section serves as the official validation package submitted to the </w:t>
       </w:r>
       <w:r>
@@ -3834,7 +3923,6 @@
         <w:spacing w:before="100" w:beforeAutospacing="1" w:after="100" w:afterAutospacing="1"/>
       </w:pPr>
       <w:r>
-        <w:lastRenderedPageBreak/>
         <w:t>Provide the following evidence.</w:t>
       </w:r>
     </w:p>
@@ -4046,6 +4134,7 @@
         <w:pStyle w:val="pdq2pgselectionanchorcontainer"/>
       </w:pPr>
       <w:r>
+        <w:lastRenderedPageBreak/>
         <w:t>Verify that Phoenix Headquarters can communicate with the enterprise remote sites and future expansion networks.</w:t>
       </w:r>
     </w:p>
@@ -4115,7 +4204,16 @@
                 <w:sz w:val="28"/>
                 <w:szCs w:val="28"/>
               </w:rPr>
-              <w:t>Source Department</w:t>
+              <w:t>Source De</w:t>
+            </w:r>
+            <w:r>
+              <w:rPr>
+                <w:b/>
+                <w:bCs/>
+                <w:sz w:val="28"/>
+                <w:szCs w:val="28"/>
+              </w:rPr>
+              <w:t>vice</w:t>
             </w:r>
           </w:p>
         </w:tc>
@@ -4143,7 +4241,16 @@
                 <w:sz w:val="28"/>
                 <w:szCs w:val="28"/>
               </w:rPr>
-              <w:t>Destination Department</w:t>
+              <w:t>Destination De</w:t>
+            </w:r>
+            <w:r>
+              <w:rPr>
+                <w:b/>
+                <w:bCs/>
+                <w:sz w:val="28"/>
+                <w:szCs w:val="28"/>
+              </w:rPr>
+              <w:t>vice</w:t>
             </w:r>
           </w:p>
         </w:tc>
@@ -4188,7 +4295,7 @@
           </w:tcPr>
           <w:p>
             <w:r>
-              <w:t>Human Resources</w:t>
+              <w:t>Phoenix PC-HR1</w:t>
             </w:r>
           </w:p>
         </w:tc>
@@ -4200,10 +4307,10 @@
           </w:tcPr>
           <w:p>
             <w:r>
-              <w:t>Warehouse &amp; Inventory</w:t>
+              <w:t>Tucson</w:t>
             </w:r>
             <w:r>
-              <w:t xml:space="preserve"> (Tucson Distribution Center)</w:t>
+              <w:t xml:space="preserve"> PC-WH1</w:t>
             </w:r>
           </w:p>
         </w:tc>
@@ -4228,7 +4335,7 @@
           </w:tcPr>
           <w:p>
             <w:r>
-              <w:t>Executive Administration</w:t>
+              <w:t>Phoenix PC-EX1</w:t>
             </w:r>
           </w:p>
         </w:tc>
@@ -4239,13 +4346,16 @@
             <w:hideMark/>
           </w:tcPr>
           <w:p>
+            <w:r>
+              <w:t>TUC-R2 / Loopback 10 -</w:t>
+            </w:r>
             <w:proofErr w:type="spellStart"/>
             <w:r>
               <w:t>Tubac</w:t>
             </w:r>
             <w:proofErr w:type="spellEnd"/>
             <w:r>
-              <w:t xml:space="preserve"> Adventure Lodge (Future Expansion Loopback)</w:t>
+              <w:t xml:space="preserve"> Adventure Lodge </w:t>
             </w:r>
           </w:p>
         </w:tc>
@@ -4270,8 +4380,7 @@
           </w:tcPr>
           <w:p>
             <w:r>
-              <w:lastRenderedPageBreak/>
-              <w:t>Accounting &amp; Finance</w:t>
+              <w:t>Phoenix PC-AF1</w:t>
             </w:r>
           </w:p>
         </w:tc>
@@ -4283,7 +4392,7 @@
           </w:tcPr>
           <w:p>
             <w:r>
-              <w:t>Sales &amp; Customer Service (Flagstaff Sales Office)</w:t>
+              <w:t>Flagstaff PC-SCS1</w:t>
             </w:r>
           </w:p>
         </w:tc>
@@ -4307,7 +4416,7 @@
           </w:tcPr>
           <w:p>
             <w:r>
-              <w:t>Information Technology</w:t>
+              <w:t>Phoenix PC-IT1</w:t>
             </w:r>
           </w:p>
         </w:tc>
@@ -4318,7 +4427,10 @@
           </w:tcPr>
           <w:p>
             <w:r>
-              <w:t>Greer Mountain Cabins (Future Expansion Loopback)</w:t>
+              <w:t xml:space="preserve">Loopback 10 - </w:t>
+            </w:r>
+            <w:r>
+              <w:t xml:space="preserve">Greer Mountain Cabins </w:t>
             </w:r>
           </w:p>
         </w:tc>
@@ -4376,602 +4488,6 @@
           <w:color w:val="E36C0A" w:themeColor="accent6" w:themeShade="BF"/>
           <w:sz w:val="28"/>
           <w:szCs w:val="28"/>
-        </w:rPr>
-      </w:pPr>
-      <w:r>
-        <w:rPr>
-          <w:b/>
-          <w:bCs/>
-        </w:rPr>
-        <w:t>Connectivity Test</w:t>
-      </w:r>
-    </w:p>
-    <w:tbl>
-      <w:tblPr>
-        <w:tblW w:w="0" w:type="auto"/>
-        <w:tblCellSpacing w:w="15" w:type="dxa"/>
-        <w:tblCellMar>
-          <w:top w:w="72" w:type="dxa"/>
-          <w:left w:w="115" w:type="dxa"/>
-          <w:bottom w:w="72" w:type="dxa"/>
-          <w:right w:w="115" w:type="dxa"/>
-        </w:tblCellMar>
-        <w:tblLook w:val="04A0" w:firstRow="1" w:lastRow="0" w:firstColumn="1" w:lastColumn="0" w:noHBand="0" w:noVBand="1"/>
-        <w:tblCaption w:val="Connectivity Test"/>
-        <w:tblDescription w:val="Table listing the required enterprise connectivity tests. The first column identifies the source and destination networks that must successfully communicate. The second column provides space for students to paste a screenshot showing the successful ping results and the source device."/>
-      </w:tblPr>
-      <w:tblGrid>
-        <w:gridCol w:w="2070"/>
-        <w:gridCol w:w="2070"/>
-        <w:gridCol w:w="5220"/>
-      </w:tblGrid>
-      <w:tr>
-        <w:trPr>
-          <w:tblHeader/>
-          <w:tblCellSpacing w:w="15" w:type="dxa"/>
-        </w:trPr>
-        <w:tc>
-          <w:tcPr>
-            <w:tcW w:w="2025" w:type="dxa"/>
-            <w:shd w:val="clear" w:color="auto" w:fill="FFDAA3"/>
-            <w:vAlign w:val="center"/>
-            <w:hideMark/>
-          </w:tcPr>
-          <w:p>
-            <w:pPr>
-              <w:jc w:val="center"/>
-              <w:rPr>
-                <w:b/>
-                <w:bCs/>
-                <w:sz w:val="28"/>
-                <w:szCs w:val="28"/>
-              </w:rPr>
-            </w:pPr>
-            <w:r>
-              <w:rPr>
-                <w:b/>
-                <w:bCs/>
-                <w:sz w:val="28"/>
-                <w:szCs w:val="28"/>
-              </w:rPr>
-              <w:t>Source Department</w:t>
-            </w:r>
-          </w:p>
-        </w:tc>
-        <w:tc>
-          <w:tcPr>
-            <w:tcW w:w="2040" w:type="dxa"/>
-            <w:shd w:val="clear" w:color="auto" w:fill="FFDAA3"/>
-            <w:vAlign w:val="center"/>
-            <w:hideMark/>
-          </w:tcPr>
-          <w:p>
-            <w:pPr>
-              <w:jc w:val="center"/>
-              <w:rPr>
-                <w:b/>
-                <w:bCs/>
-                <w:sz w:val="28"/>
-                <w:szCs w:val="28"/>
-              </w:rPr>
-            </w:pPr>
-            <w:r>
-              <w:rPr>
-                <w:b/>
-                <w:bCs/>
-                <w:sz w:val="28"/>
-                <w:szCs w:val="28"/>
-              </w:rPr>
-              <w:t>Destination Department</w:t>
-            </w:r>
-          </w:p>
-        </w:tc>
-        <w:tc>
-          <w:tcPr>
-            <w:tcW w:w="5175" w:type="dxa"/>
-            <w:shd w:val="clear" w:color="auto" w:fill="FFDAA3"/>
-            <w:vAlign w:val="center"/>
-            <w:hideMark/>
-          </w:tcPr>
-          <w:p>
-            <w:pPr>
-              <w:jc w:val="center"/>
-              <w:rPr>
-                <w:b/>
-                <w:bCs/>
-                <w:sz w:val="28"/>
-                <w:szCs w:val="28"/>
-              </w:rPr>
-            </w:pPr>
-            <w:r>
-              <w:rPr>
-                <w:b/>
-                <w:bCs/>
-                <w:sz w:val="28"/>
-                <w:szCs w:val="28"/>
-              </w:rPr>
-              <w:t>Screenshot</w:t>
-            </w:r>
-          </w:p>
-        </w:tc>
-      </w:tr>
-      <w:tr>
-        <w:trPr>
-          <w:tblCellSpacing w:w="15" w:type="dxa"/>
-        </w:trPr>
-        <w:tc>
-          <w:tcPr>
-            <w:tcW w:w="2025" w:type="dxa"/>
-            <w:vAlign w:val="center"/>
-            <w:hideMark/>
-          </w:tcPr>
-          <w:p>
-            <w:r>
-              <w:t>Warehouse &amp; Inventory</w:t>
-            </w:r>
-          </w:p>
-        </w:tc>
-        <w:tc>
-          <w:tcPr>
-            <w:tcW w:w="2040" w:type="dxa"/>
-            <w:vAlign w:val="center"/>
-            <w:hideMark/>
-          </w:tcPr>
-          <w:p>
-            <w:r>
-              <w:t>Sales &amp; Customer Service (Flagstaff Sales Office)</w:t>
-            </w:r>
-          </w:p>
-        </w:tc>
-        <w:tc>
-          <w:tcPr>
-            <w:tcW w:w="5175" w:type="dxa"/>
-            <w:vAlign w:val="center"/>
-            <w:hideMark/>
-          </w:tcPr>
-          <w:p/>
-        </w:tc>
-      </w:tr>
-      <w:tr>
-        <w:trPr>
-          <w:tblCellSpacing w:w="15" w:type="dxa"/>
-        </w:trPr>
-        <w:tc>
-          <w:tcPr>
-            <w:tcW w:w="2025" w:type="dxa"/>
-            <w:vAlign w:val="center"/>
-            <w:hideMark/>
-          </w:tcPr>
-          <w:p>
-            <w:r>
-              <w:t>Warehouse &amp; Inventory</w:t>
-            </w:r>
-          </w:p>
-        </w:tc>
-        <w:tc>
-          <w:tcPr>
-            <w:tcW w:w="2040" w:type="dxa"/>
-            <w:vAlign w:val="center"/>
-            <w:hideMark/>
-          </w:tcPr>
-          <w:p>
-            <w:r>
-              <w:t>Greer Mountain Cabins (Future Expansion Loopback)</w:t>
-            </w:r>
-          </w:p>
-        </w:tc>
-        <w:tc>
-          <w:tcPr>
-            <w:tcW w:w="5175" w:type="dxa"/>
-            <w:vAlign w:val="center"/>
-            <w:hideMark/>
-          </w:tcPr>
-          <w:p/>
-        </w:tc>
-      </w:tr>
-      <w:tr>
-        <w:trPr>
-          <w:tblCellSpacing w:w="15" w:type="dxa"/>
-        </w:trPr>
-        <w:tc>
-          <w:tcPr>
-            <w:tcW w:w="2025" w:type="dxa"/>
-            <w:vAlign w:val="center"/>
-            <w:hideMark/>
-          </w:tcPr>
-          <w:p>
-            <w:r>
-              <w:t>Warehouse &amp; Inventory</w:t>
-            </w:r>
-          </w:p>
-        </w:tc>
-        <w:tc>
-          <w:tcPr>
-            <w:tcW w:w="2040" w:type="dxa"/>
-            <w:vAlign w:val="center"/>
-            <w:hideMark/>
-          </w:tcPr>
-          <w:p>
-            <w:r>
-              <w:t>Human Resources (Phoenix Headquarters)</w:t>
-            </w:r>
-          </w:p>
-        </w:tc>
-        <w:tc>
-          <w:tcPr>
-            <w:tcW w:w="5175" w:type="dxa"/>
-            <w:vAlign w:val="center"/>
-            <w:hideMark/>
-          </w:tcPr>
-          <w:p>
-            <w:pPr>
-              <w:rPr>
-                <w:sz w:val="20"/>
-                <w:szCs w:val="20"/>
-              </w:rPr>
-            </w:pPr>
-          </w:p>
-        </w:tc>
-      </w:tr>
-    </w:tbl>
-    <w:p>
-      <w:pPr>
-        <w:pStyle w:val="pdq2pgselectionanchorcontainer"/>
-        <w:rPr>
-          <w:rStyle w:val="Strong"/>
-          <w:color w:val="E36C0A" w:themeColor="accent6" w:themeShade="BF"/>
-          <w:sz w:val="28"/>
-          <w:szCs w:val="28"/>
-        </w:rPr>
-      </w:pPr>
-      <w:r>
-        <w:rPr>
-          <w:rStyle w:val="Strong"/>
-          <w:color w:val="E36C0A" w:themeColor="accent6" w:themeShade="BF"/>
-          <w:sz w:val="28"/>
-          <w:szCs w:val="28"/>
-        </w:rPr>
-        <w:t xml:space="preserve">Flagstaff Sales Office </w:t>
-      </w:r>
-    </w:p>
-    <w:p>
-      <w:pPr>
-        <w:pStyle w:val="pdq2pgselectionanchorcontainer"/>
-      </w:pPr>
-      <w:r>
-        <w:t>Verify that Flagstaff Sales Office can communicate with enterprise business locations and future expansion networks.</w:t>
-      </w:r>
-    </w:p>
-    <w:p>
-      <w:pPr>
-        <w:pStyle w:val="pdq2pgselectionanchorcontainer"/>
-        <w:rPr>
-          <w:rStyle w:val="Strong"/>
-          <w:color w:val="E36C0A" w:themeColor="accent6" w:themeShade="BF"/>
-          <w:sz w:val="28"/>
-          <w:szCs w:val="28"/>
-        </w:rPr>
-      </w:pPr>
-      <w:r>
-        <w:rPr>
-          <w:b/>
-          <w:bCs/>
-        </w:rPr>
-        <w:t>Connectivity Test</w:t>
-      </w:r>
-    </w:p>
-    <w:tbl>
-      <w:tblPr>
-        <w:tblW w:w="0" w:type="auto"/>
-        <w:tblCellSpacing w:w="15" w:type="dxa"/>
-        <w:tblCellMar>
-          <w:top w:w="72" w:type="dxa"/>
-          <w:left w:w="115" w:type="dxa"/>
-          <w:bottom w:w="72" w:type="dxa"/>
-          <w:right w:w="115" w:type="dxa"/>
-        </w:tblCellMar>
-        <w:tblLook w:val="04A0" w:firstRow="1" w:lastRow="0" w:firstColumn="1" w:lastColumn="0" w:noHBand="0" w:noVBand="1"/>
-        <w:tblCaption w:val="Connectivity Test"/>
-        <w:tblDescription w:val="Table listing the required enterprise connectivity tests. The first column identifies the source and destination networks that must successfully communicate. The second column provides space for students to paste a screenshot showing the successful ping results and the source device."/>
-      </w:tblPr>
-      <w:tblGrid>
-        <w:gridCol w:w="2070"/>
-        <w:gridCol w:w="2070"/>
-        <w:gridCol w:w="5220"/>
-      </w:tblGrid>
-      <w:tr>
-        <w:trPr>
-          <w:tblHeader/>
-          <w:tblCellSpacing w:w="15" w:type="dxa"/>
-        </w:trPr>
-        <w:tc>
-          <w:tcPr>
-            <w:tcW w:w="2025" w:type="dxa"/>
-            <w:shd w:val="clear" w:color="auto" w:fill="FFDAA3"/>
-            <w:vAlign w:val="center"/>
-            <w:hideMark/>
-          </w:tcPr>
-          <w:p>
-            <w:pPr>
-              <w:jc w:val="center"/>
-              <w:rPr>
-                <w:b/>
-                <w:bCs/>
-                <w:sz w:val="28"/>
-                <w:szCs w:val="28"/>
-              </w:rPr>
-            </w:pPr>
-            <w:r>
-              <w:rPr>
-                <w:b/>
-                <w:bCs/>
-                <w:sz w:val="28"/>
-                <w:szCs w:val="28"/>
-              </w:rPr>
-              <w:lastRenderedPageBreak/>
-              <w:t>Source Department</w:t>
-            </w:r>
-          </w:p>
-        </w:tc>
-        <w:tc>
-          <w:tcPr>
-            <w:tcW w:w="2040" w:type="dxa"/>
-            <w:shd w:val="clear" w:color="auto" w:fill="FFDAA3"/>
-            <w:vAlign w:val="center"/>
-            <w:hideMark/>
-          </w:tcPr>
-          <w:p>
-            <w:pPr>
-              <w:jc w:val="center"/>
-              <w:rPr>
-                <w:b/>
-                <w:bCs/>
-                <w:sz w:val="28"/>
-                <w:szCs w:val="28"/>
-              </w:rPr>
-            </w:pPr>
-            <w:r>
-              <w:rPr>
-                <w:b/>
-                <w:bCs/>
-                <w:sz w:val="28"/>
-                <w:szCs w:val="28"/>
-              </w:rPr>
-              <w:t>Destination Department</w:t>
-            </w:r>
-          </w:p>
-        </w:tc>
-        <w:tc>
-          <w:tcPr>
-            <w:tcW w:w="5175" w:type="dxa"/>
-            <w:shd w:val="clear" w:color="auto" w:fill="FFDAA3"/>
-            <w:vAlign w:val="center"/>
-            <w:hideMark/>
-          </w:tcPr>
-          <w:p>
-            <w:pPr>
-              <w:jc w:val="center"/>
-              <w:rPr>
-                <w:b/>
-                <w:bCs/>
-                <w:sz w:val="28"/>
-                <w:szCs w:val="28"/>
-              </w:rPr>
-            </w:pPr>
-            <w:r>
-              <w:rPr>
-                <w:b/>
-                <w:bCs/>
-                <w:sz w:val="28"/>
-                <w:szCs w:val="28"/>
-              </w:rPr>
-              <w:t>Screenshot</w:t>
-            </w:r>
-          </w:p>
-        </w:tc>
-      </w:tr>
-      <w:tr>
-        <w:trPr>
-          <w:tblCellSpacing w:w="15" w:type="dxa"/>
-        </w:trPr>
-        <w:tc>
-          <w:tcPr>
-            <w:tcW w:w="2025" w:type="dxa"/>
-            <w:vAlign w:val="center"/>
-            <w:hideMark/>
-          </w:tcPr>
-          <w:p>
-            <w:r>
-              <w:t>Sales &amp; Customer Service</w:t>
-            </w:r>
-          </w:p>
-        </w:tc>
-        <w:tc>
-          <w:tcPr>
-            <w:tcW w:w="2040" w:type="dxa"/>
-            <w:vAlign w:val="center"/>
-            <w:hideMark/>
-          </w:tcPr>
-          <w:p>
-            <w:r>
-              <w:t>Warehouse &amp; Inventory (Tucson Distribution Center)</w:t>
-            </w:r>
-          </w:p>
-        </w:tc>
-        <w:tc>
-          <w:tcPr>
-            <w:tcW w:w="5175" w:type="dxa"/>
-            <w:vAlign w:val="center"/>
-            <w:hideMark/>
-          </w:tcPr>
-          <w:p/>
-        </w:tc>
-      </w:tr>
-      <w:tr>
-        <w:trPr>
-          <w:tblCellSpacing w:w="15" w:type="dxa"/>
-        </w:trPr>
-        <w:tc>
-          <w:tcPr>
-            <w:tcW w:w="2025" w:type="dxa"/>
-            <w:vAlign w:val="center"/>
-            <w:hideMark/>
-          </w:tcPr>
-          <w:p>
-            <w:r>
-              <w:t>Sales &amp; Customer Service</w:t>
-            </w:r>
-          </w:p>
-        </w:tc>
-        <w:tc>
-          <w:tcPr>
-            <w:tcW w:w="2040" w:type="dxa"/>
-            <w:vAlign w:val="center"/>
-            <w:hideMark/>
-          </w:tcPr>
-          <w:p>
-            <w:proofErr w:type="spellStart"/>
-            <w:r>
-              <w:t>Tubac</w:t>
-            </w:r>
-            <w:proofErr w:type="spellEnd"/>
-            <w:r>
-              <w:t xml:space="preserve"> Adventure Lodge (Future Expansion Loopback)</w:t>
-            </w:r>
-          </w:p>
-        </w:tc>
-        <w:tc>
-          <w:tcPr>
-            <w:tcW w:w="5175" w:type="dxa"/>
-            <w:vAlign w:val="center"/>
-            <w:hideMark/>
-          </w:tcPr>
-          <w:p/>
-        </w:tc>
-      </w:tr>
-      <w:tr>
-        <w:trPr>
-          <w:tblCellSpacing w:w="15" w:type="dxa"/>
-        </w:trPr>
-        <w:tc>
-          <w:tcPr>
-            <w:tcW w:w="2025" w:type="dxa"/>
-            <w:vAlign w:val="center"/>
-            <w:hideMark/>
-          </w:tcPr>
-          <w:p>
-            <w:r>
-              <w:t>Sales &amp; Customer Service</w:t>
-            </w:r>
-          </w:p>
-        </w:tc>
-        <w:tc>
-          <w:tcPr>
-            <w:tcW w:w="2040" w:type="dxa"/>
-            <w:vAlign w:val="center"/>
-            <w:hideMark/>
-          </w:tcPr>
-          <w:p>
-            <w:r>
-              <w:t>Executive Administration (Phoenix Headquarters)</w:t>
-            </w:r>
-          </w:p>
-        </w:tc>
-        <w:tc>
-          <w:tcPr>
-            <w:tcW w:w="5175" w:type="dxa"/>
-            <w:vAlign w:val="center"/>
-            <w:hideMark/>
-          </w:tcPr>
-          <w:p>
-            <w:pPr>
-              <w:rPr>
-                <w:sz w:val="20"/>
-                <w:szCs w:val="20"/>
-              </w:rPr>
-            </w:pPr>
-          </w:p>
-        </w:tc>
-      </w:tr>
-    </w:tbl>
-    <w:p>
-      <w:pPr>
-        <w:spacing w:after="100" w:afterAutospacing="1"/>
-        <w:rPr>
-          <w:b/>
-          <w:bCs/>
-          <w:color w:val="E36C0A" w:themeColor="accent6" w:themeShade="BF"/>
-          <w:sz w:val="28"/>
-          <w:szCs w:val="28"/>
-        </w:rPr>
-      </w:pPr>
-    </w:p>
-    <w:p>
-      <w:pPr>
-        <w:pStyle w:val="pdq2pgselectionanchorcontainer"/>
-        <w:rPr>
-          <w:rStyle w:val="Strong"/>
-          <w:color w:val="E36C0A" w:themeColor="accent6" w:themeShade="BF"/>
-          <w:sz w:val="28"/>
-          <w:szCs w:val="28"/>
-        </w:rPr>
-      </w:pPr>
-      <w:r>
-        <w:rPr>
-          <w:rStyle w:val="Strong"/>
-          <w:color w:val="E36C0A" w:themeColor="accent6" w:themeShade="BF"/>
-          <w:sz w:val="28"/>
-          <w:szCs w:val="28"/>
-        </w:rPr>
-        <w:t xml:space="preserve">Enterprise Internet Connectivity </w:t>
-      </w:r>
-    </w:p>
-    <w:p>
-      <w:pPr>
-        <w:spacing w:before="100" w:beforeAutospacing="1" w:after="100" w:afterAutospacing="1"/>
-      </w:pPr>
-      <w:r>
-        <w:t xml:space="preserve">Verify that each enterprise location can reach the Internet Service Provider (ISP) by successfully pinging the IPv4 address assigned to </w:t>
-      </w:r>
-      <w:r>
-        <w:rPr>
-          <w:b/>
-          <w:bCs/>
-        </w:rPr>
-        <w:t>ISP-R1 GigabitEthernet0/0 (203.0.113.1</w:t>
-      </w:r>
-      <w:r>
-        <w:rPr>
-          <w:b/>
-          <w:bCs/>
-        </w:rPr>
-        <w:t>/30</w:t>
-      </w:r>
-      <w:r>
-        <w:rPr>
-          <w:b/>
-          <w:bCs/>
-        </w:rPr>
-        <w:t>)</w:t>
-      </w:r>
-      <w:r>
-        <w:t>.</w:t>
-      </w:r>
-    </w:p>
-    <w:p>
-      <w:pPr>
-        <w:spacing w:before="100" w:beforeAutospacing="1" w:after="100" w:afterAutospacing="1"/>
-      </w:pPr>
-      <w:r>
-        <w:t>At a minimum, perform and document the following connectivity tests:</w:t>
-      </w:r>
-    </w:p>
-    <w:p>
-      <w:pPr>
-        <w:spacing w:after="100" w:afterAutospacing="1"/>
-        <w:rPr>
-          <w:b/>
-          <w:bCs/>
         </w:rPr>
       </w:pPr>
       <w:r>
@@ -5032,6 +4548,7 @@
               </w:rPr>
               <w:t xml:space="preserve">Source </w:t>
             </w:r>
+            <w:proofErr w:type="spellStart"/>
             <w:r>
               <w:rPr>
                 <w:b/>
@@ -5039,8 +4556,27 @@
                 <w:sz w:val="28"/>
                 <w:szCs w:val="28"/>
               </w:rPr>
-              <w:t>Location</w:t>
+              <w:t>De</w:t>
             </w:r>
+            <w:r>
+              <w:rPr>
+                <w:b/>
+                <w:bCs/>
+                <w:sz w:val="28"/>
+                <w:szCs w:val="28"/>
+              </w:rPr>
+              <w:t>vice</w:t>
+            </w:r>
+            <w:r>
+              <w:rPr>
+                <w:b/>
+                <w:bCs/>
+                <w:sz w:val="28"/>
+                <w:szCs w:val="28"/>
+              </w:rPr>
+              <w:t>t</w:t>
+            </w:r>
+            <w:proofErr w:type="spellEnd"/>
           </w:p>
         </w:tc>
         <w:tc>
@@ -5067,7 +4603,7 @@
                 <w:sz w:val="28"/>
                 <w:szCs w:val="28"/>
               </w:rPr>
-              <w:t>Source</w:t>
+              <w:t>Destination De</w:t>
             </w:r>
             <w:r>
               <w:rPr>
@@ -5076,7 +4612,7 @@
                 <w:sz w:val="28"/>
                 <w:szCs w:val="28"/>
               </w:rPr>
-              <w:t xml:space="preserve"> Department</w:t>
+              <w:t>vice</w:t>
             </w:r>
           </w:p>
         </w:tc>
@@ -5121,7 +4657,7 @@
           </w:tcPr>
           <w:p>
             <w:r>
-              <w:t>Phoenix Headquarters</w:t>
+              <w:t>Tucson PC-WH1</w:t>
             </w:r>
           </w:p>
         </w:tc>
@@ -5133,7 +4669,7 @@
           </w:tcPr>
           <w:p>
             <w:r>
-              <w:t>Human Resources</w:t>
+              <w:t>Flagstaff PC-SCS1</w:t>
             </w:r>
           </w:p>
         </w:tc>
@@ -5158,7 +4694,7 @@
           </w:tcPr>
           <w:p>
             <w:r>
-              <w:t>Phoenix Headquarters</w:t>
+              <w:t>Tucson PC-WH1</w:t>
             </w:r>
           </w:p>
         </w:tc>
@@ -5170,7 +4706,10 @@
           </w:tcPr>
           <w:p>
             <w:r>
-              <w:t>Accounting &amp; Finance</w:t>
+              <w:t xml:space="preserve">FLG-R3 - Loopback 10 - </w:t>
+            </w:r>
+            <w:r>
+              <w:t>Greer Mountain Cabins</w:t>
             </w:r>
           </w:p>
         </w:tc>
@@ -5195,7 +4734,7 @@
           </w:tcPr>
           <w:p>
             <w:r>
-              <w:t>Phoenix Headquarters</w:t>
+              <w:t>Tucson PC-WH1</w:t>
             </w:r>
           </w:p>
         </w:tc>
@@ -5207,7 +4746,7 @@
           </w:tcPr>
           <w:p>
             <w:r>
-              <w:t>Executive Administration</w:t>
+              <w:t>Phoenix PC-HR1</w:t>
             </w:r>
           </w:p>
         </w:tc>
@@ -5227,6 +4766,205 @@
           </w:p>
         </w:tc>
       </w:tr>
+    </w:tbl>
+    <w:p>
+      <w:pPr>
+        <w:pStyle w:val="pdq2pgselectionanchorcontainer"/>
+        <w:rPr>
+          <w:rStyle w:val="Strong"/>
+          <w:color w:val="E36C0A" w:themeColor="accent6" w:themeShade="BF"/>
+          <w:sz w:val="28"/>
+          <w:szCs w:val="28"/>
+        </w:rPr>
+      </w:pPr>
+      <w:r>
+        <w:rPr>
+          <w:rStyle w:val="Strong"/>
+          <w:color w:val="E36C0A" w:themeColor="accent6" w:themeShade="BF"/>
+          <w:sz w:val="28"/>
+          <w:szCs w:val="28"/>
+        </w:rPr>
+        <w:lastRenderedPageBreak/>
+        <w:t xml:space="preserve">Flagstaff </w:t>
+      </w:r>
+      <w:r>
+        <w:rPr>
+          <w:rStyle w:val="Strong"/>
+          <w:color w:val="E36C0A" w:themeColor="accent6" w:themeShade="BF"/>
+          <w:sz w:val="28"/>
+          <w:szCs w:val="28"/>
+        </w:rPr>
+        <w:t>Retail Store</w:t>
+      </w:r>
+      <w:r>
+        <w:rPr>
+          <w:rStyle w:val="Strong"/>
+          <w:color w:val="E36C0A" w:themeColor="accent6" w:themeShade="BF"/>
+          <w:sz w:val="28"/>
+          <w:szCs w:val="28"/>
+        </w:rPr>
+        <w:t xml:space="preserve"> </w:t>
+      </w:r>
+    </w:p>
+    <w:p>
+      <w:pPr>
+        <w:pStyle w:val="pdq2pgselectionanchorcontainer"/>
+      </w:pPr>
+      <w:r>
+        <w:t xml:space="preserve">Verify that Flagstaff </w:t>
+      </w:r>
+      <w:r>
+        <w:t>Retail Store</w:t>
+      </w:r>
+      <w:r>
+        <w:t xml:space="preserve"> can communicate with enterprise business locations and future expansion networks.</w:t>
+      </w:r>
+    </w:p>
+    <w:p>
+      <w:pPr>
+        <w:pStyle w:val="pdq2pgselectionanchorcontainer"/>
+        <w:rPr>
+          <w:rStyle w:val="Strong"/>
+          <w:color w:val="E36C0A" w:themeColor="accent6" w:themeShade="BF"/>
+          <w:sz w:val="28"/>
+          <w:szCs w:val="28"/>
+        </w:rPr>
+      </w:pPr>
+      <w:r>
+        <w:rPr>
+          <w:b/>
+          <w:bCs/>
+        </w:rPr>
+        <w:t>Connectivity Test</w:t>
+      </w:r>
+    </w:p>
+    <w:tbl>
+      <w:tblPr>
+        <w:tblW w:w="0" w:type="auto"/>
+        <w:tblCellSpacing w:w="15" w:type="dxa"/>
+        <w:tblCellMar>
+          <w:top w:w="72" w:type="dxa"/>
+          <w:left w:w="115" w:type="dxa"/>
+          <w:bottom w:w="72" w:type="dxa"/>
+          <w:right w:w="115" w:type="dxa"/>
+        </w:tblCellMar>
+        <w:tblLook w:val="04A0" w:firstRow="1" w:lastRow="0" w:firstColumn="1" w:lastColumn="0" w:noHBand="0" w:noVBand="1"/>
+        <w:tblCaption w:val="Connectivity Test"/>
+        <w:tblDescription w:val="Table listing the required enterprise connectivity tests. The first column identifies the source and destination networks that must successfully communicate. The second column provides space for students to paste a screenshot showing the successful ping results and the source device."/>
+      </w:tblPr>
+      <w:tblGrid>
+        <w:gridCol w:w="2070"/>
+        <w:gridCol w:w="2070"/>
+        <w:gridCol w:w="5220"/>
+      </w:tblGrid>
+      <w:tr>
+        <w:trPr>
+          <w:tblHeader/>
+          <w:tblCellSpacing w:w="15" w:type="dxa"/>
+        </w:trPr>
+        <w:tc>
+          <w:tcPr>
+            <w:tcW w:w="2025" w:type="dxa"/>
+            <w:shd w:val="clear" w:color="auto" w:fill="FFDAA3"/>
+            <w:vAlign w:val="center"/>
+            <w:hideMark/>
+          </w:tcPr>
+          <w:p>
+            <w:pPr>
+              <w:jc w:val="center"/>
+              <w:rPr>
+                <w:b/>
+                <w:bCs/>
+                <w:sz w:val="28"/>
+                <w:szCs w:val="28"/>
+              </w:rPr>
+            </w:pPr>
+            <w:r>
+              <w:rPr>
+                <w:b/>
+                <w:bCs/>
+                <w:sz w:val="28"/>
+                <w:szCs w:val="28"/>
+              </w:rPr>
+              <w:t>Source De</w:t>
+            </w:r>
+            <w:r>
+              <w:rPr>
+                <w:b/>
+                <w:bCs/>
+                <w:sz w:val="28"/>
+                <w:szCs w:val="28"/>
+              </w:rPr>
+              <w:t>vice</w:t>
+            </w:r>
+          </w:p>
+        </w:tc>
+        <w:tc>
+          <w:tcPr>
+            <w:tcW w:w="2040" w:type="dxa"/>
+            <w:shd w:val="clear" w:color="auto" w:fill="FFDAA3"/>
+            <w:vAlign w:val="center"/>
+            <w:hideMark/>
+          </w:tcPr>
+          <w:p>
+            <w:pPr>
+              <w:jc w:val="center"/>
+              <w:rPr>
+                <w:b/>
+                <w:bCs/>
+                <w:sz w:val="28"/>
+                <w:szCs w:val="28"/>
+              </w:rPr>
+            </w:pPr>
+            <w:r>
+              <w:rPr>
+                <w:b/>
+                <w:bCs/>
+                <w:sz w:val="28"/>
+                <w:szCs w:val="28"/>
+              </w:rPr>
+              <w:t>Destination De</w:t>
+            </w:r>
+            <w:r>
+              <w:rPr>
+                <w:b/>
+                <w:bCs/>
+                <w:sz w:val="28"/>
+                <w:szCs w:val="28"/>
+              </w:rPr>
+              <w:t>vice</w:t>
+            </w:r>
+          </w:p>
+        </w:tc>
+        <w:tc>
+          <w:tcPr>
+            <w:tcW w:w="5175" w:type="dxa"/>
+            <w:shd w:val="clear" w:color="auto" w:fill="FFDAA3"/>
+            <w:vAlign w:val="center"/>
+            <w:hideMark/>
+          </w:tcPr>
+          <w:p>
+            <w:pPr>
+              <w:jc w:val="center"/>
+              <w:rPr>
+                <w:b/>
+                <w:bCs/>
+                <w:sz w:val="28"/>
+                <w:szCs w:val="28"/>
+              </w:rPr>
+            </w:pPr>
+            <w:r>
+              <w:rPr>
+                <w:b/>
+                <w:bCs/>
+                <w:sz w:val="28"/>
+                <w:szCs w:val="28"/>
+              </w:rPr>
+              <w:t>Screenshot</w:t>
+            </w:r>
+          </w:p>
+        </w:tc>
+      </w:tr>
       <w:tr>
         <w:trPr>
           <w:tblCellSpacing w:w="15" w:type="dxa"/>
@@ -5235,10 +4973,11 @@
           <w:tcPr>
             <w:tcW w:w="2025" w:type="dxa"/>
             <w:vAlign w:val="center"/>
+            <w:hideMark/>
           </w:tcPr>
           <w:p>
             <w:r>
-              <w:t>Phoenix Headquarters</w:t>
+              <w:t>Flagstaff PC-SCS1</w:t>
             </w:r>
           </w:p>
         </w:tc>
@@ -5246,16 +4985,402 @@
           <w:tcPr>
             <w:tcW w:w="2040" w:type="dxa"/>
             <w:vAlign w:val="center"/>
+            <w:hideMark/>
           </w:tcPr>
           <w:p>
             <w:r>
-              <w:t>Information Technology</w:t>
+              <w:t>Tucson PC-WH1</w:t>
             </w:r>
           </w:p>
         </w:tc>
         <w:tc>
           <w:tcPr>
             <w:tcW w:w="5175" w:type="dxa"/>
+            <w:vAlign w:val="center"/>
+            <w:hideMark/>
+          </w:tcPr>
+          <w:p/>
+        </w:tc>
+      </w:tr>
+      <w:tr>
+        <w:trPr>
+          <w:tblCellSpacing w:w="15" w:type="dxa"/>
+        </w:trPr>
+        <w:tc>
+          <w:tcPr>
+            <w:tcW w:w="2025" w:type="dxa"/>
+            <w:vAlign w:val="center"/>
+            <w:hideMark/>
+          </w:tcPr>
+          <w:p>
+            <w:r>
+              <w:t>Flagstaff PC-SCS1</w:t>
+            </w:r>
+          </w:p>
+        </w:tc>
+        <w:tc>
+          <w:tcPr>
+            <w:tcW w:w="2040" w:type="dxa"/>
+            <w:vAlign w:val="center"/>
+            <w:hideMark/>
+          </w:tcPr>
+          <w:p>
+            <w:r>
+              <w:t>TUC-R2 / Loopback 10 -</w:t>
+            </w:r>
+            <w:proofErr w:type="spellStart"/>
+            <w:r>
+              <w:t>Tubac</w:t>
+            </w:r>
+            <w:proofErr w:type="spellEnd"/>
+            <w:r>
+              <w:t xml:space="preserve"> Adventure Lodge</w:t>
+            </w:r>
+          </w:p>
+        </w:tc>
+        <w:tc>
+          <w:tcPr>
+            <w:tcW w:w="5175" w:type="dxa"/>
+            <w:vAlign w:val="center"/>
+            <w:hideMark/>
+          </w:tcPr>
+          <w:p/>
+        </w:tc>
+      </w:tr>
+      <w:tr>
+        <w:trPr>
+          <w:tblCellSpacing w:w="15" w:type="dxa"/>
+        </w:trPr>
+        <w:tc>
+          <w:tcPr>
+            <w:tcW w:w="2025" w:type="dxa"/>
+            <w:vAlign w:val="center"/>
+            <w:hideMark/>
+          </w:tcPr>
+          <w:p>
+            <w:r>
+              <w:t>Flagstaff PC-SCS1</w:t>
+            </w:r>
+          </w:p>
+        </w:tc>
+        <w:tc>
+          <w:tcPr>
+            <w:tcW w:w="2040" w:type="dxa"/>
+            <w:vAlign w:val="center"/>
+            <w:hideMark/>
+          </w:tcPr>
+          <w:p>
+            <w:r>
+              <w:t>Executive Management</w:t>
+            </w:r>
+            <w:r>
+              <w:t xml:space="preserve"> (Phoenix Headquarters)</w:t>
+            </w:r>
+          </w:p>
+        </w:tc>
+        <w:tc>
+          <w:tcPr>
+            <w:tcW w:w="5175" w:type="dxa"/>
+            <w:vAlign w:val="center"/>
+            <w:hideMark/>
+          </w:tcPr>
+          <w:p>
+            <w:pPr>
+              <w:rPr>
+                <w:sz w:val="20"/>
+                <w:szCs w:val="20"/>
+              </w:rPr>
+            </w:pPr>
+          </w:p>
+        </w:tc>
+      </w:tr>
+    </w:tbl>
+    <w:p>
+      <w:pPr>
+        <w:spacing w:after="100" w:afterAutospacing="1"/>
+        <w:rPr>
+          <w:b/>
+          <w:bCs/>
+          <w:color w:val="E36C0A" w:themeColor="accent6" w:themeShade="BF"/>
+          <w:sz w:val="28"/>
+          <w:szCs w:val="28"/>
+        </w:rPr>
+      </w:pPr>
+    </w:p>
+    <w:p>
+      <w:pPr>
+        <w:pStyle w:val="pdq2pgselectionanchorcontainer"/>
+        <w:rPr>
+          <w:rStyle w:val="Strong"/>
+          <w:color w:val="E36C0A" w:themeColor="accent6" w:themeShade="BF"/>
+          <w:sz w:val="28"/>
+          <w:szCs w:val="28"/>
+        </w:rPr>
+      </w:pPr>
+      <w:r>
+        <w:rPr>
+          <w:rStyle w:val="Strong"/>
+          <w:color w:val="E36C0A" w:themeColor="accent6" w:themeShade="BF"/>
+          <w:sz w:val="28"/>
+          <w:szCs w:val="28"/>
+        </w:rPr>
+        <w:t xml:space="preserve">Enterprise Internet Connectivity </w:t>
+      </w:r>
+    </w:p>
+    <w:p>
+      <w:pPr>
+        <w:spacing w:before="100" w:beforeAutospacing="1" w:after="100" w:afterAutospacing="1"/>
+      </w:pPr>
+      <w:r>
+        <w:t xml:space="preserve">Verify that each enterprise location can reach the Internet Service Provider (ISP) by successfully pinging the IPv4 address assigned to </w:t>
+      </w:r>
+      <w:r>
+        <w:rPr>
+          <w:b/>
+          <w:bCs/>
+        </w:rPr>
+        <w:t>ISP-R1 GigabitEthernet0/0 (203.0.113.1</w:t>
+      </w:r>
+      <w:r>
+        <w:rPr>
+          <w:b/>
+          <w:bCs/>
+        </w:rPr>
+        <w:t>/30</w:t>
+      </w:r>
+      <w:r>
+        <w:rPr>
+          <w:b/>
+          <w:bCs/>
+        </w:rPr>
+        <w:t>)</w:t>
+      </w:r>
+      <w:r>
+        <w:t>.</w:t>
+      </w:r>
+    </w:p>
+    <w:p>
+      <w:pPr>
+        <w:spacing w:before="100" w:beforeAutospacing="1" w:after="100" w:afterAutospacing="1"/>
+      </w:pPr>
+      <w:r>
+        <w:t>At a minimum, perform and document the following connectivity tests:</w:t>
+      </w:r>
+    </w:p>
+    <w:p>
+      <w:pPr>
+        <w:spacing w:after="100" w:afterAutospacing="1"/>
+        <w:rPr>
+          <w:b/>
+          <w:bCs/>
+        </w:rPr>
+      </w:pPr>
+      <w:r>
+        <w:rPr>
+          <w:b/>
+          <w:bCs/>
+        </w:rPr>
+        <w:t>Connectivity Test</w:t>
+      </w:r>
+    </w:p>
+    <w:tbl>
+      <w:tblPr>
+        <w:tblW w:w="5000" w:type="pct"/>
+        <w:tblCellSpacing w:w="15" w:type="dxa"/>
+        <w:tblCellMar>
+          <w:top w:w="72" w:type="dxa"/>
+          <w:left w:w="115" w:type="dxa"/>
+          <w:bottom w:w="72" w:type="dxa"/>
+          <w:right w:w="115" w:type="dxa"/>
+        </w:tblCellMar>
+        <w:tblLook w:val="04A0" w:firstRow="1" w:lastRow="0" w:firstColumn="1" w:lastColumn="0" w:noHBand="0" w:noVBand="1"/>
+        <w:tblCaption w:val="Connectivity Test"/>
+        <w:tblDescription w:val="Table listing the required enterprise connectivity tests. The first column identifies the source and destination networks that must successfully communicate. The second column provides space for students to paste a screenshot showing the successful ping results and the source device."/>
+      </w:tblPr>
+      <w:tblGrid>
+        <w:gridCol w:w="2250"/>
+        <w:gridCol w:w="7110"/>
+      </w:tblGrid>
+      <w:tr>
+        <w:trPr>
+          <w:tblHeader/>
+          <w:tblCellSpacing w:w="15" w:type="dxa"/>
+        </w:trPr>
+        <w:tc>
+          <w:tcPr>
+            <w:tcW w:w="2205" w:type="dxa"/>
+            <w:shd w:val="clear" w:color="auto" w:fill="FFDAA3"/>
+            <w:vAlign w:val="center"/>
+            <w:hideMark/>
+          </w:tcPr>
+          <w:p>
+            <w:pPr>
+              <w:jc w:val="center"/>
+              <w:rPr>
+                <w:b/>
+                <w:bCs/>
+                <w:sz w:val="28"/>
+                <w:szCs w:val="28"/>
+              </w:rPr>
+            </w:pPr>
+            <w:r>
+              <w:rPr>
+                <w:b/>
+                <w:bCs/>
+                <w:sz w:val="28"/>
+                <w:szCs w:val="28"/>
+              </w:rPr>
+              <w:t>Source</w:t>
+            </w:r>
+            <w:r>
+              <w:rPr>
+                <w:b/>
+                <w:bCs/>
+                <w:sz w:val="28"/>
+                <w:szCs w:val="28"/>
+              </w:rPr>
+              <w:t xml:space="preserve"> </w:t>
+            </w:r>
+            <w:r>
+              <w:rPr>
+                <w:b/>
+                <w:bCs/>
+                <w:sz w:val="28"/>
+                <w:szCs w:val="28"/>
+              </w:rPr>
+              <w:t>Device</w:t>
+            </w:r>
+          </w:p>
+        </w:tc>
+        <w:tc>
+          <w:tcPr>
+            <w:tcW w:w="7065" w:type="dxa"/>
+            <w:shd w:val="clear" w:color="auto" w:fill="FFDAA3"/>
+            <w:vAlign w:val="center"/>
+            <w:hideMark/>
+          </w:tcPr>
+          <w:p>
+            <w:pPr>
+              <w:jc w:val="center"/>
+              <w:rPr>
+                <w:b/>
+                <w:bCs/>
+                <w:sz w:val="28"/>
+                <w:szCs w:val="28"/>
+              </w:rPr>
+            </w:pPr>
+            <w:r>
+              <w:rPr>
+                <w:b/>
+                <w:bCs/>
+                <w:sz w:val="28"/>
+                <w:szCs w:val="28"/>
+              </w:rPr>
+              <w:t>Screenshot</w:t>
+            </w:r>
+          </w:p>
+        </w:tc>
+      </w:tr>
+      <w:tr>
+        <w:trPr>
+          <w:tblCellSpacing w:w="15" w:type="dxa"/>
+        </w:trPr>
+        <w:tc>
+          <w:tcPr>
+            <w:tcW w:w="2205" w:type="dxa"/>
+            <w:vAlign w:val="center"/>
+            <w:hideMark/>
+          </w:tcPr>
+          <w:p>
+            <w:r>
+              <w:t>Phoenix PC-HR1</w:t>
+            </w:r>
+          </w:p>
+        </w:tc>
+        <w:tc>
+          <w:tcPr>
+            <w:tcW w:w="7065" w:type="dxa"/>
+            <w:vAlign w:val="center"/>
+            <w:hideMark/>
+          </w:tcPr>
+          <w:p/>
+        </w:tc>
+      </w:tr>
+      <w:tr>
+        <w:trPr>
+          <w:tblCellSpacing w:w="15" w:type="dxa"/>
+        </w:trPr>
+        <w:tc>
+          <w:tcPr>
+            <w:tcW w:w="2205" w:type="dxa"/>
+            <w:vAlign w:val="center"/>
+            <w:hideMark/>
+          </w:tcPr>
+          <w:p>
+            <w:r>
+              <w:t>Phoenix PC-AF1</w:t>
+            </w:r>
+          </w:p>
+        </w:tc>
+        <w:tc>
+          <w:tcPr>
+            <w:tcW w:w="7065" w:type="dxa"/>
+            <w:vAlign w:val="center"/>
+            <w:hideMark/>
+          </w:tcPr>
+          <w:p/>
+        </w:tc>
+      </w:tr>
+      <w:tr>
+        <w:trPr>
+          <w:tblCellSpacing w:w="15" w:type="dxa"/>
+        </w:trPr>
+        <w:tc>
+          <w:tcPr>
+            <w:tcW w:w="2205" w:type="dxa"/>
+            <w:vAlign w:val="center"/>
+            <w:hideMark/>
+          </w:tcPr>
+          <w:p>
+            <w:r>
+              <w:t>Phoenix PC-EX1</w:t>
+            </w:r>
+          </w:p>
+        </w:tc>
+        <w:tc>
+          <w:tcPr>
+            <w:tcW w:w="7065" w:type="dxa"/>
+            <w:vAlign w:val="center"/>
+            <w:hideMark/>
+          </w:tcPr>
+          <w:p>
+            <w:pPr>
+              <w:rPr>
+                <w:sz w:val="20"/>
+                <w:szCs w:val="20"/>
+              </w:rPr>
+            </w:pPr>
+          </w:p>
+        </w:tc>
+      </w:tr>
+      <w:tr>
+        <w:trPr>
+          <w:tblCellSpacing w:w="15" w:type="dxa"/>
+        </w:trPr>
+        <w:tc>
+          <w:tcPr>
+            <w:tcW w:w="2205" w:type="dxa"/>
+            <w:vAlign w:val="center"/>
+          </w:tcPr>
+          <w:p>
+            <w:r>
+              <w:t>Phoenix PC-IT1</w:t>
+            </w:r>
+          </w:p>
+        </w:tc>
+        <w:tc>
+          <w:tcPr>
+            <w:tcW w:w="7065" w:type="dxa"/>
             <w:vAlign w:val="center"/>
           </w:tcPr>
           <w:p>
@@ -5274,30 +5399,19 @@
         </w:trPr>
         <w:tc>
           <w:tcPr>
-            <w:tcW w:w="2025" w:type="dxa"/>
+            <w:tcW w:w="2205" w:type="dxa"/>
             <w:vAlign w:val="center"/>
           </w:tcPr>
           <w:p>
             <w:r>
               <w:lastRenderedPageBreak/>
-              <w:t>Phoenix Headquarters</w:t>
+              <w:t>Phoenix PC-SCS1</w:t>
             </w:r>
           </w:p>
         </w:tc>
         <w:tc>
           <w:tcPr>
-            <w:tcW w:w="2040" w:type="dxa"/>
-            <w:vAlign w:val="center"/>
-          </w:tcPr>
-          <w:p>
-            <w:r>
-              <w:t>Sales &amp; Customer Service</w:t>
-            </w:r>
-          </w:p>
-        </w:tc>
-        <w:tc>
-          <w:tcPr>
-            <w:tcW w:w="5175" w:type="dxa"/>
+            <w:tcW w:w="7065" w:type="dxa"/>
             <w:vAlign w:val="center"/>
           </w:tcPr>
           <w:p>
@@ -5316,29 +5430,18 @@
         </w:trPr>
         <w:tc>
           <w:tcPr>
-            <w:tcW w:w="2025" w:type="dxa"/>
+            <w:tcW w:w="2205" w:type="dxa"/>
             <w:vAlign w:val="center"/>
           </w:tcPr>
           <w:p>
             <w:r>
-              <w:t>Tucson Distribution Center</w:t>
+              <w:t>Flagstaff PC-SCS1</w:t>
             </w:r>
           </w:p>
         </w:tc>
         <w:tc>
           <w:tcPr>
-            <w:tcW w:w="2040" w:type="dxa"/>
-            <w:vAlign w:val="center"/>
-          </w:tcPr>
-          <w:p>
-            <w:r>
-              <w:t>Warehouse &amp; Inventory</w:t>
-            </w:r>
-          </w:p>
-        </w:tc>
-        <w:tc>
-          <w:tcPr>
-            <w:tcW w:w="5175" w:type="dxa"/>
+            <w:tcW w:w="7065" w:type="dxa"/>
             <w:vAlign w:val="center"/>
           </w:tcPr>
           <w:p>
@@ -5357,29 +5460,18 @@
         </w:trPr>
         <w:tc>
           <w:tcPr>
-            <w:tcW w:w="2025" w:type="dxa"/>
+            <w:tcW w:w="2205" w:type="dxa"/>
             <w:vAlign w:val="center"/>
           </w:tcPr>
           <w:p>
             <w:r>
-              <w:t>Flagstaff Sales Office</w:t>
+              <w:t>Tucson PC-WH1</w:t>
             </w:r>
           </w:p>
         </w:tc>
         <w:tc>
           <w:tcPr>
-            <w:tcW w:w="2040" w:type="dxa"/>
-            <w:vAlign w:val="center"/>
-          </w:tcPr>
-          <w:p>
-            <w:r>
-              <w:t>Sales &amp; Customer Service</w:t>
-            </w:r>
-          </w:p>
-        </w:tc>
-        <w:tc>
-          <w:tcPr>
-            <w:tcW w:w="5175" w:type="dxa"/>
+            <w:tcW w:w="7065" w:type="dxa"/>
             <w:vAlign w:val="center"/>
           </w:tcPr>
           <w:p>
@@ -5592,7 +5684,6 @@
           <w:sz w:val="32"/>
           <w:szCs w:val="32"/>
         </w:rPr>
-        <w:lastRenderedPageBreak/>
         <w:t>show</w:t>
       </w:r>
       <w:proofErr w:type="gramEnd"/>
@@ -5660,6 +5751,7 @@
         <w:spacing w:before="100" w:beforeAutospacing="1" w:after="100" w:afterAutospacing="1"/>
       </w:pPr>
       <w:r>
+        <w:lastRenderedPageBreak/>
         <w:t xml:space="preserve">Router ID </w:t>
       </w:r>
     </w:p>
@@ -6015,7 +6107,7 @@
           <w:ilvl w:val="0"/>
           <w:numId w:val="22"/>
         </w:numPr>
-        <w:spacing w:before="100" w:beforeAutospacing="1" w:after="100" w:afterAutospacing="1"/>
+        <w:spacing w:before="100" w:beforeAutospacing="1" w:after="100" w:afterAutospacing="1" w:line="276" w:lineRule="auto"/>
       </w:pPr>
       <w:r>
         <w:t xml:space="preserve">Reference Bandwidth </w:t>
@@ -6027,7 +6119,7 @@
           <w:ilvl w:val="0"/>
           <w:numId w:val="22"/>
         </w:numPr>
-        <w:spacing w:before="100" w:beforeAutospacing="1" w:after="100" w:afterAutospacing="1"/>
+        <w:spacing w:before="100" w:beforeAutospacing="1" w:after="100" w:afterAutospacing="1" w:line="276" w:lineRule="auto"/>
       </w:pPr>
       <w:r>
         <w:t>OSPF Process Information</w:t>
@@ -6265,7 +6357,6 @@
           <w:sz w:val="28"/>
           <w:szCs w:val="28"/>
         </w:rPr>
-        <w:lastRenderedPageBreak/>
         <w:t xml:space="preserve">Verify OSPF </w:t>
       </w:r>
       <w:r>
@@ -6358,70 +6449,48 @@
           <w:bCs/>
           <w:highlight w:val="yellow"/>
         </w:rPr>
+        <w:lastRenderedPageBreak/>
         <w:t>Highlight the following:</w:t>
       </w:r>
     </w:p>
     <w:p>
       <w:pPr>
-        <w:ind w:left="720"/>
-      </w:pPr>
-      <w:proofErr w:type="gramStart"/>
-      <w:r>
-        <w:rPr>
-          <w:rFonts w:hAnsi="Symbol"/>
-        </w:rPr>
-        <w:t></w:t>
-      </w:r>
-      <w:r>
-        <w:t xml:space="preserve">  Neighbor</w:t>
-      </w:r>
-      <w:proofErr w:type="gramEnd"/>
-      <w:r>
-        <w:t xml:space="preserve"> Router IDs </w:t>
-      </w:r>
-    </w:p>
-    <w:p>
-      <w:pPr>
-        <w:ind w:left="720"/>
-      </w:pPr>
-      <w:proofErr w:type="gramStart"/>
-      <w:r>
-        <w:rPr>
-          <w:rFonts w:hAnsi="Symbol"/>
-        </w:rPr>
-        <w:t></w:t>
-      </w:r>
-      <w:r>
-        <w:t xml:space="preserve">  Neighbor</w:t>
-      </w:r>
-      <w:proofErr w:type="gramEnd"/>
-      <w:r>
-        <w:t xml:space="preserve"> State </w:t>
-      </w:r>
-    </w:p>
-    <w:p>
-      <w:pPr>
-        <w:ind w:left="720"/>
-      </w:pPr>
-      <w:proofErr w:type="gramStart"/>
-      <w:r>
-        <w:rPr>
-          <w:rFonts w:hAnsi="Symbol"/>
-        </w:rPr>
-        <w:t></w:t>
-      </w:r>
-      <w:r>
-        <w:t xml:space="preserve">  Neighbor</w:t>
-      </w:r>
-      <w:proofErr w:type="gramEnd"/>
-      <w:r>
-        <w:t xml:space="preserve"> Interface</w:t>
-      </w:r>
-    </w:p>
-    <w:p>
-      <w:pPr>
-        <w:ind w:left="720"/>
-      </w:pPr>
+        <w:pStyle w:val="ListParagraph"/>
+        <w:numPr>
+          <w:ilvl w:val="0"/>
+          <w:numId w:val="22"/>
+        </w:numPr>
+        <w:spacing w:line="276" w:lineRule="auto"/>
+      </w:pPr>
+      <w:r>
+        <w:t xml:space="preserve">Neighbor Router IDs </w:t>
+      </w:r>
+    </w:p>
+    <w:p>
+      <w:pPr>
+        <w:pStyle w:val="ListParagraph"/>
+        <w:numPr>
+          <w:ilvl w:val="0"/>
+          <w:numId w:val="22"/>
+        </w:numPr>
+        <w:spacing w:line="276" w:lineRule="auto"/>
+      </w:pPr>
+      <w:r>
+        <w:t xml:space="preserve">Neighbor State </w:t>
+      </w:r>
+    </w:p>
+    <w:p>
+      <w:pPr>
+        <w:pStyle w:val="ListParagraph"/>
+        <w:numPr>
+          <w:ilvl w:val="0"/>
+          <w:numId w:val="22"/>
+        </w:numPr>
+        <w:spacing w:line="276" w:lineRule="auto"/>
+      </w:pPr>
+      <w:r>
+        <w:t>Neighbor Interface</w:t>
+      </w:r>
     </w:p>
     <w:p>
       <w:pPr>
@@ -6983,7 +7052,6 @@
           </w:tcPr>
           <w:p>
             <w:r>
-              <w:lastRenderedPageBreak/>
               <w:t>FLG-R3</w:t>
             </w:r>
           </w:p>
@@ -7011,6 +7079,7 @@
         <w:pStyle w:val="Heading4"/>
       </w:pPr>
       <w:r>
+        <w:lastRenderedPageBreak/>
         <w:t xml:space="preserve">Step </w:t>
       </w:r>
       <w:r>
@@ -7158,20 +7227,7 @@
       </w:r>
       <w:proofErr w:type="spellEnd"/>
       <w:r>
-        <w:t xml:space="preserve"> output, highlight the required configuration items identified in this Enterprise Change Request. For ECR-001,</w:t>
-      </w:r>
-      <w:r>
-        <w:t xml:space="preserve"> highlight the </w:t>
-      </w:r>
-      <w:r>
-        <w:rPr>
-          <w:rStyle w:val="Strong"/>
-          <w:b w:val="0"/>
-        </w:rPr>
-        <w:t>interface descriptions on all active interfaces</w:t>
-      </w:r>
-      <w:r>
-        <w:t>.</w:t>
+        <w:t xml:space="preserve"> output, highlight the required configuration items identified in this Enterprise Change Request. </w:t>
       </w:r>
     </w:p>
     <w:p>
@@ -7193,7 +7249,7 @@
           <w:ilvl w:val="0"/>
           <w:numId w:val="23"/>
         </w:numPr>
-        <w:spacing w:before="100" w:beforeAutospacing="1" w:after="100" w:afterAutospacing="1"/>
+        <w:spacing w:before="100" w:beforeAutospacing="1" w:after="100" w:afterAutospacing="1" w:line="276" w:lineRule="auto"/>
       </w:pPr>
       <w:r>
         <w:t xml:space="preserve">Floating Static Routes </w:t>
@@ -7205,7 +7261,7 @@
           <w:ilvl w:val="0"/>
           <w:numId w:val="23"/>
         </w:numPr>
-        <w:spacing w:before="100" w:beforeAutospacing="1" w:after="100" w:afterAutospacing="1"/>
+        <w:spacing w:before="100" w:beforeAutospacing="1" w:after="100" w:afterAutospacing="1" w:line="276" w:lineRule="auto"/>
       </w:pPr>
       <w:r>
         <w:t xml:space="preserve">Enterprise Default Static Route </w:t>
@@ -7217,13 +7273,11 @@
           <w:ilvl w:val="0"/>
           <w:numId w:val="23"/>
         </w:numPr>
-        <w:spacing w:before="100" w:beforeAutospacing="1" w:after="100" w:afterAutospacing="1"/>
+        <w:spacing w:before="100" w:beforeAutospacing="1" w:after="100" w:afterAutospacing="1" w:line="276" w:lineRule="auto"/>
       </w:pPr>
       <w:r>
         <w:rPr>
           <w:rFonts w:ascii="Courier New" w:hAnsi="Courier New" w:cs="Courier New"/>
-          <w:sz w:val="20"/>
-          <w:szCs w:val="20"/>
         </w:rPr>
         <w:t>default-information originate</w:t>
       </w:r>
@@ -7456,7 +7510,6 @@
         <w:pStyle w:val="NormalWeb"/>
       </w:pPr>
       <w:r>
-        <w:lastRenderedPageBreak/>
         <w:t>Verify that:</w:t>
       </w:r>
     </w:p>
@@ -7466,7 +7519,7 @@
           <w:ilvl w:val="0"/>
           <w:numId w:val="8"/>
         </w:numPr>
-        <w:spacing w:before="100" w:beforeAutospacing="1" w:after="100" w:afterAutospacing="1"/>
+        <w:spacing w:before="100" w:beforeAutospacing="1" w:after="100" w:afterAutospacing="1" w:line="276" w:lineRule="auto"/>
       </w:pPr>
       <w:r>
         <w:t xml:space="preserve">All required configurations have been completed. </w:t>
@@ -7478,7 +7531,7 @@
           <w:ilvl w:val="0"/>
           <w:numId w:val="8"/>
         </w:numPr>
-        <w:spacing w:before="100" w:beforeAutospacing="1" w:after="100" w:afterAutospacing="1"/>
+        <w:spacing w:before="100" w:beforeAutospacing="1" w:after="100" w:afterAutospacing="1" w:line="276" w:lineRule="auto"/>
       </w:pPr>
       <w:r>
         <w:t xml:space="preserve">All verification tests have passed. </w:t>
@@ -7490,7 +7543,7 @@
           <w:ilvl w:val="0"/>
           <w:numId w:val="8"/>
         </w:numPr>
-        <w:spacing w:before="100" w:beforeAutospacing="1" w:after="100" w:afterAutospacing="1"/>
+        <w:spacing w:before="100" w:beforeAutospacing="1" w:after="100" w:afterAutospacing="1" w:line="276" w:lineRule="auto"/>
       </w:pPr>
       <w:r>
         <w:t xml:space="preserve">All device configurations have been saved. </w:t>
@@ -7502,9 +7555,10 @@
           <w:ilvl w:val="0"/>
           <w:numId w:val="8"/>
         </w:numPr>
-        <w:spacing w:before="100" w:beforeAutospacing="1" w:after="100" w:afterAutospacing="1"/>
-      </w:pPr>
-      <w:r>
+        <w:spacing w:before="100" w:beforeAutospacing="1" w:after="100" w:afterAutospacing="1" w:line="276" w:lineRule="auto"/>
+      </w:pPr>
+      <w:r>
+        <w:lastRenderedPageBreak/>
         <w:t xml:space="preserve">The enterprise network is operating according to the Enterprise Network Standards Guide. </w:t>
       </w:r>
     </w:p>
@@ -7617,7 +7671,7 @@
       </w:r>
       <w:proofErr w:type="spellStart"/>
       <w:r>
-        <w:t>pkt</w:t>
+        <w:t>pka</w:t>
       </w:r>
       <w:proofErr w:type="spellEnd"/>
       <w:r>
@@ -7655,19 +7709,11 @@
       </w:r>
       <w:proofErr w:type="spellStart"/>
       <w:r>
-        <w:t>pkt</w:t>
+        <w:t>pka</w:t>
       </w:r>
       <w:proofErr w:type="spellEnd"/>
       <w:r>
-        <w:t xml:space="preserve"> or .</w:t>
-      </w:r>
-      <w:proofErr w:type="spellStart"/>
-      <w:r>
-        <w:t>pka</w:t>
-      </w:r>
-      <w:proofErr w:type="spellEnd"/>
-      <w:r>
-        <w:t>, depending on the assignment)</w:t>
+        <w:t>)</w:t>
       </w:r>
     </w:p>
     <w:p>
@@ -7701,8 +7747,10 @@
           <w:sz w:val="18"/>
           <w:szCs w:val="18"/>
         </w:rPr>
-        <w:t>07</w:t>
-      </w:r>
+        <w:t>08</w:t>
+      </w:r>
+      <w:bookmarkStart w:id="0" w:name="_GoBack"/>
+      <w:bookmarkEnd w:id="0"/>
       <w:r>
         <w:rPr>
           <w:sz w:val="18"/>
@@ -7715,7 +7763,7 @@
           <w:sz w:val="18"/>
           <w:szCs w:val="18"/>
         </w:rPr>
-        <w:t>03</w:t>
+        <w:t>22</w:t>
       </w:r>
       <w:r>
         <w:rPr>
@@ -8483,6 +8531,119 @@
     </w:lvl>
   </w:abstractNum>
   <w:abstractNum w:abstractNumId="9" w15:restartNumberingAfterBreak="0">
+    <w:nsid w:val="25E327FD"/>
+    <w:multiLevelType w:val="hybridMultilevel"/>
+    <w:tmpl w:val="A7389266"/>
+    <w:lvl w:ilvl="0" w:tplc="04090001">
+      <w:start w:val="1"/>
+      <w:numFmt w:val="bullet"/>
+      <w:lvlText w:val=""/>
+      <w:lvlJc w:val="left"/>
+      <w:pPr>
+        <w:ind w:left="1440" w:hanging="360"/>
+      </w:pPr>
+      <w:rPr>
+        <w:rFonts w:ascii="Symbol" w:hAnsi="Symbol" w:hint="default"/>
+      </w:rPr>
+    </w:lvl>
+    <w:lvl w:ilvl="1" w:tplc="04090003" w:tentative="1">
+      <w:start w:val="1"/>
+      <w:numFmt w:val="bullet"/>
+      <w:lvlText w:val="o"/>
+      <w:lvlJc w:val="left"/>
+      <w:pPr>
+        <w:ind w:left="2160" w:hanging="360"/>
+      </w:pPr>
+      <w:rPr>
+        <w:rFonts w:ascii="Courier New" w:hAnsi="Courier New" w:cs="Courier New" w:hint="default"/>
+      </w:rPr>
+    </w:lvl>
+    <w:lvl w:ilvl="2" w:tplc="04090005" w:tentative="1">
+      <w:start w:val="1"/>
+      <w:numFmt w:val="bullet"/>
+      <w:lvlText w:val=""/>
+      <w:lvlJc w:val="left"/>
+      <w:pPr>
+        <w:ind w:left="2880" w:hanging="360"/>
+      </w:pPr>
+      <w:rPr>
+        <w:rFonts w:ascii="Wingdings" w:hAnsi="Wingdings" w:hint="default"/>
+      </w:rPr>
+    </w:lvl>
+    <w:lvl w:ilvl="3" w:tplc="04090001" w:tentative="1">
+      <w:start w:val="1"/>
+      <w:numFmt w:val="bullet"/>
+      <w:lvlText w:val=""/>
+      <w:lvlJc w:val="left"/>
+      <w:pPr>
+        <w:ind w:left="3600" w:hanging="360"/>
+      </w:pPr>
+      <w:rPr>
+        <w:rFonts w:ascii="Symbol" w:hAnsi="Symbol" w:hint="default"/>
+      </w:rPr>
+    </w:lvl>
+    <w:lvl w:ilvl="4" w:tplc="04090003" w:tentative="1">
+      <w:start w:val="1"/>
+      <w:numFmt w:val="bullet"/>
+      <w:lvlText w:val="o"/>
+      <w:lvlJc w:val="left"/>
+      <w:pPr>
+        <w:ind w:left="4320" w:hanging="360"/>
+      </w:pPr>
+      <w:rPr>
+        <w:rFonts w:ascii="Courier New" w:hAnsi="Courier New" w:cs="Courier New" w:hint="default"/>
+      </w:rPr>
+    </w:lvl>
+    <w:lvl w:ilvl="5" w:tplc="04090005" w:tentative="1">
+      <w:start w:val="1"/>
+      <w:numFmt w:val="bullet"/>
+      <w:lvlText w:val=""/>
+      <w:lvlJc w:val="left"/>
+      <w:pPr>
+        <w:ind w:left="5040" w:hanging="360"/>
+      </w:pPr>
+      <w:rPr>
+        <w:rFonts w:ascii="Wingdings" w:hAnsi="Wingdings" w:hint="default"/>
+      </w:rPr>
+    </w:lvl>
+    <w:lvl w:ilvl="6" w:tplc="04090001" w:tentative="1">
+      <w:start w:val="1"/>
+      <w:numFmt w:val="bullet"/>
+      <w:lvlText w:val=""/>
+      <w:lvlJc w:val="left"/>
+      <w:pPr>
+        <w:ind w:left="5760" w:hanging="360"/>
+      </w:pPr>
+      <w:rPr>
+        <w:rFonts w:ascii="Symbol" w:hAnsi="Symbol" w:hint="default"/>
+      </w:rPr>
+    </w:lvl>
+    <w:lvl w:ilvl="7" w:tplc="04090003" w:tentative="1">
+      <w:start w:val="1"/>
+      <w:numFmt w:val="bullet"/>
+      <w:lvlText w:val="o"/>
+      <w:lvlJc w:val="left"/>
+      <w:pPr>
+        <w:ind w:left="6480" w:hanging="360"/>
+      </w:pPr>
+      <w:rPr>
+        <w:rFonts w:ascii="Courier New" w:hAnsi="Courier New" w:cs="Courier New" w:hint="default"/>
+      </w:rPr>
+    </w:lvl>
+    <w:lvl w:ilvl="8" w:tplc="04090005" w:tentative="1">
+      <w:start w:val="1"/>
+      <w:numFmt w:val="bullet"/>
+      <w:lvlText w:val=""/>
+      <w:lvlJc w:val="left"/>
+      <w:pPr>
+        <w:ind w:left="7200" w:hanging="360"/>
+      </w:pPr>
+      <w:rPr>
+        <w:rFonts w:ascii="Wingdings" w:hAnsi="Wingdings" w:hint="default"/>
+      </w:rPr>
+    </w:lvl>
+  </w:abstractNum>
+  <w:abstractNum w:abstractNumId="10" w15:restartNumberingAfterBreak="0">
     <w:nsid w:val="2A8329A1"/>
     <w:multiLevelType w:val="multilevel"/>
     <w:tmpl w:val="828229A8"/>
@@ -8631,7 +8792,7 @@
       </w:rPr>
     </w:lvl>
   </w:abstractNum>
-  <w:abstractNum w:abstractNumId="10" w15:restartNumberingAfterBreak="0">
+  <w:abstractNum w:abstractNumId="11" w15:restartNumberingAfterBreak="0">
     <w:nsid w:val="33230D59"/>
     <w:multiLevelType w:val="multilevel"/>
     <w:tmpl w:val="33C09294"/>
@@ -8780,7 +8941,7 @@
       </w:rPr>
     </w:lvl>
   </w:abstractNum>
-  <w:abstractNum w:abstractNumId="11" w15:restartNumberingAfterBreak="0">
+  <w:abstractNum w:abstractNumId="12" w15:restartNumberingAfterBreak="0">
     <w:nsid w:val="34AD1B50"/>
     <w:multiLevelType w:val="multilevel"/>
     <w:tmpl w:val="33C09294"/>
@@ -8929,7 +9090,7 @@
       </w:rPr>
     </w:lvl>
   </w:abstractNum>
-  <w:abstractNum w:abstractNumId="12" w15:restartNumberingAfterBreak="0">
+  <w:abstractNum w:abstractNumId="13" w15:restartNumberingAfterBreak="0">
     <w:nsid w:val="375743D0"/>
     <w:multiLevelType w:val="multilevel"/>
     <w:tmpl w:val="33C09294"/>
@@ -9078,7 +9239,7 @@
       </w:rPr>
     </w:lvl>
   </w:abstractNum>
-  <w:abstractNum w:abstractNumId="13" w15:restartNumberingAfterBreak="0">
+  <w:abstractNum w:abstractNumId="14" w15:restartNumberingAfterBreak="0">
     <w:nsid w:val="38D45D74"/>
     <w:multiLevelType w:val="multilevel"/>
     <w:tmpl w:val="33C09294"/>
@@ -9227,7 +9388,7 @@
       </w:rPr>
     </w:lvl>
   </w:abstractNum>
-  <w:abstractNum w:abstractNumId="14" w15:restartNumberingAfterBreak="0">
+  <w:abstractNum w:abstractNumId="15" w15:restartNumberingAfterBreak="0">
     <w:nsid w:val="3D6748AD"/>
     <w:multiLevelType w:val="multilevel"/>
     <w:tmpl w:val="33C09294"/>
@@ -9376,7 +9537,7 @@
       </w:rPr>
     </w:lvl>
   </w:abstractNum>
-  <w:abstractNum w:abstractNumId="15" w15:restartNumberingAfterBreak="0">
+  <w:abstractNum w:abstractNumId="16" w15:restartNumberingAfterBreak="0">
     <w:nsid w:val="45A050D7"/>
     <w:multiLevelType w:val="multilevel"/>
     <w:tmpl w:val="297854F0"/>
@@ -9525,7 +9686,7 @@
       </w:rPr>
     </w:lvl>
   </w:abstractNum>
-  <w:abstractNum w:abstractNumId="16" w15:restartNumberingAfterBreak="0">
+  <w:abstractNum w:abstractNumId="17" w15:restartNumberingAfterBreak="0">
     <w:nsid w:val="4ED21EC9"/>
     <w:multiLevelType w:val="multilevel"/>
     <w:tmpl w:val="33C09294"/>
@@ -9674,7 +9835,7 @@
       </w:rPr>
     </w:lvl>
   </w:abstractNum>
-  <w:abstractNum w:abstractNumId="17" w15:restartNumberingAfterBreak="0">
+  <w:abstractNum w:abstractNumId="18" w15:restartNumberingAfterBreak="0">
     <w:nsid w:val="539D756E"/>
     <w:multiLevelType w:val="multilevel"/>
     <w:tmpl w:val="33C09294"/>
@@ -9823,7 +9984,7 @@
       </w:rPr>
     </w:lvl>
   </w:abstractNum>
-  <w:abstractNum w:abstractNumId="18" w15:restartNumberingAfterBreak="0">
+  <w:abstractNum w:abstractNumId="19" w15:restartNumberingAfterBreak="0">
     <w:nsid w:val="540C2107"/>
     <w:multiLevelType w:val="multilevel"/>
     <w:tmpl w:val="33C09294"/>
@@ -9972,7 +10133,7 @@
       </w:rPr>
     </w:lvl>
   </w:abstractNum>
-  <w:abstractNum w:abstractNumId="19" w15:restartNumberingAfterBreak="0">
+  <w:abstractNum w:abstractNumId="20" w15:restartNumberingAfterBreak="0">
     <w:nsid w:val="56316ECA"/>
     <w:multiLevelType w:val="multilevel"/>
     <w:tmpl w:val="223A5F86"/>
@@ -10122,7 +10283,7 @@
       </w:rPr>
     </w:lvl>
   </w:abstractNum>
-  <w:abstractNum w:abstractNumId="20" w15:restartNumberingAfterBreak="0">
+  <w:abstractNum w:abstractNumId="21" w15:restartNumberingAfterBreak="0">
     <w:nsid w:val="5A106B78"/>
     <w:multiLevelType w:val="multilevel"/>
     <w:tmpl w:val="33C09294"/>
@@ -10271,7 +10432,344 @@
       </w:rPr>
     </w:lvl>
   </w:abstractNum>
-  <w:abstractNum w:abstractNumId="21" w15:restartNumberingAfterBreak="0">
+  <w:abstractNum w:abstractNumId="22" w15:restartNumberingAfterBreak="0">
+    <w:nsid w:val="5A9373E1"/>
+    <w:multiLevelType w:val="hybridMultilevel"/>
+    <w:tmpl w:val="3D705D16"/>
+    <w:lvl w:ilvl="0" w:tplc="932C73E8">
+      <w:numFmt w:val="bullet"/>
+      <w:lvlText w:val=""/>
+      <w:lvlJc w:val="left"/>
+      <w:pPr>
+        <w:ind w:left="1080" w:hanging="360"/>
+      </w:pPr>
+      <w:rPr>
+        <w:rFonts w:ascii="Symbol" w:eastAsia="Times New Roman" w:hAnsi="Symbol" w:cs="Times New Roman" w:hint="default"/>
+      </w:rPr>
+    </w:lvl>
+    <w:lvl w:ilvl="1" w:tplc="04090003" w:tentative="1">
+      <w:start w:val="1"/>
+      <w:numFmt w:val="bullet"/>
+      <w:lvlText w:val="o"/>
+      <w:lvlJc w:val="left"/>
+      <w:pPr>
+        <w:ind w:left="1800" w:hanging="360"/>
+      </w:pPr>
+      <w:rPr>
+        <w:rFonts w:ascii="Courier New" w:hAnsi="Courier New" w:cs="Courier New" w:hint="default"/>
+      </w:rPr>
+    </w:lvl>
+    <w:lvl w:ilvl="2" w:tplc="04090005" w:tentative="1">
+      <w:start w:val="1"/>
+      <w:numFmt w:val="bullet"/>
+      <w:lvlText w:val=""/>
+      <w:lvlJc w:val="left"/>
+      <w:pPr>
+        <w:ind w:left="2520" w:hanging="360"/>
+      </w:pPr>
+      <w:rPr>
+        <w:rFonts w:ascii="Wingdings" w:hAnsi="Wingdings" w:hint="default"/>
+      </w:rPr>
+    </w:lvl>
+    <w:lvl w:ilvl="3" w:tplc="04090001" w:tentative="1">
+      <w:start w:val="1"/>
+      <w:numFmt w:val="bullet"/>
+      <w:lvlText w:val=""/>
+      <w:lvlJc w:val="left"/>
+      <w:pPr>
+        <w:ind w:left="3240" w:hanging="360"/>
+      </w:pPr>
+      <w:rPr>
+        <w:rFonts w:ascii="Symbol" w:hAnsi="Symbol" w:hint="default"/>
+      </w:rPr>
+    </w:lvl>
+    <w:lvl w:ilvl="4" w:tplc="04090003" w:tentative="1">
+      <w:start w:val="1"/>
+      <w:numFmt w:val="bullet"/>
+      <w:lvlText w:val="o"/>
+      <w:lvlJc w:val="left"/>
+      <w:pPr>
+        <w:ind w:left="3960" w:hanging="360"/>
+      </w:pPr>
+      <w:rPr>
+        <w:rFonts w:ascii="Courier New" w:hAnsi="Courier New" w:cs="Courier New" w:hint="default"/>
+      </w:rPr>
+    </w:lvl>
+    <w:lvl w:ilvl="5" w:tplc="04090005" w:tentative="1">
+      <w:start w:val="1"/>
+      <w:numFmt w:val="bullet"/>
+      <w:lvlText w:val=""/>
+      <w:lvlJc w:val="left"/>
+      <w:pPr>
+        <w:ind w:left="4680" w:hanging="360"/>
+      </w:pPr>
+      <w:rPr>
+        <w:rFonts w:ascii="Wingdings" w:hAnsi="Wingdings" w:hint="default"/>
+      </w:rPr>
+    </w:lvl>
+    <w:lvl w:ilvl="6" w:tplc="04090001" w:tentative="1">
+      <w:start w:val="1"/>
+      <w:numFmt w:val="bullet"/>
+      <w:lvlText w:val=""/>
+      <w:lvlJc w:val="left"/>
+      <w:pPr>
+        <w:ind w:left="5400" w:hanging="360"/>
+      </w:pPr>
+      <w:rPr>
+        <w:rFonts w:ascii="Symbol" w:hAnsi="Symbol" w:hint="default"/>
+      </w:rPr>
+    </w:lvl>
+    <w:lvl w:ilvl="7" w:tplc="04090003" w:tentative="1">
+      <w:start w:val="1"/>
+      <w:numFmt w:val="bullet"/>
+      <w:lvlText w:val="o"/>
+      <w:lvlJc w:val="left"/>
+      <w:pPr>
+        <w:ind w:left="6120" w:hanging="360"/>
+      </w:pPr>
+      <w:rPr>
+        <w:rFonts w:ascii="Courier New" w:hAnsi="Courier New" w:cs="Courier New" w:hint="default"/>
+      </w:rPr>
+    </w:lvl>
+    <w:lvl w:ilvl="8" w:tplc="04090005" w:tentative="1">
+      <w:start w:val="1"/>
+      <w:numFmt w:val="bullet"/>
+      <w:lvlText w:val=""/>
+      <w:lvlJc w:val="left"/>
+      <w:pPr>
+        <w:ind w:left="6840" w:hanging="360"/>
+      </w:pPr>
+      <w:rPr>
+        <w:rFonts w:ascii="Wingdings" w:hAnsi="Wingdings" w:hint="default"/>
+      </w:rPr>
+    </w:lvl>
+  </w:abstractNum>
+  <w:abstractNum w:abstractNumId="23" w15:restartNumberingAfterBreak="0">
+    <w:nsid w:val="5FB90F97"/>
+    <w:multiLevelType w:val="hybridMultilevel"/>
+    <w:tmpl w:val="7374B930"/>
+    <w:lvl w:ilvl="0" w:tplc="932C73E8">
+      <w:numFmt w:val="bullet"/>
+      <w:lvlText w:val=""/>
+      <w:lvlJc w:val="left"/>
+      <w:pPr>
+        <w:ind w:left="1800" w:hanging="360"/>
+      </w:pPr>
+      <w:rPr>
+        <w:rFonts w:ascii="Symbol" w:eastAsia="Times New Roman" w:hAnsi="Symbol" w:cs="Times New Roman" w:hint="default"/>
+      </w:rPr>
+    </w:lvl>
+    <w:lvl w:ilvl="1" w:tplc="04090003" w:tentative="1">
+      <w:start w:val="1"/>
+      <w:numFmt w:val="bullet"/>
+      <w:lvlText w:val="o"/>
+      <w:lvlJc w:val="left"/>
+      <w:pPr>
+        <w:ind w:left="2160" w:hanging="360"/>
+      </w:pPr>
+      <w:rPr>
+        <w:rFonts w:ascii="Courier New" w:hAnsi="Courier New" w:cs="Courier New" w:hint="default"/>
+      </w:rPr>
+    </w:lvl>
+    <w:lvl w:ilvl="2" w:tplc="04090005" w:tentative="1">
+      <w:start w:val="1"/>
+      <w:numFmt w:val="bullet"/>
+      <w:lvlText w:val=""/>
+      <w:lvlJc w:val="left"/>
+      <w:pPr>
+        <w:ind w:left="2880" w:hanging="360"/>
+      </w:pPr>
+      <w:rPr>
+        <w:rFonts w:ascii="Wingdings" w:hAnsi="Wingdings" w:hint="default"/>
+      </w:rPr>
+    </w:lvl>
+    <w:lvl w:ilvl="3" w:tplc="04090001" w:tentative="1">
+      <w:start w:val="1"/>
+      <w:numFmt w:val="bullet"/>
+      <w:lvlText w:val=""/>
+      <w:lvlJc w:val="left"/>
+      <w:pPr>
+        <w:ind w:left="3600" w:hanging="360"/>
+      </w:pPr>
+      <w:rPr>
+        <w:rFonts w:ascii="Symbol" w:hAnsi="Symbol" w:hint="default"/>
+      </w:rPr>
+    </w:lvl>
+    <w:lvl w:ilvl="4" w:tplc="04090003" w:tentative="1">
+      <w:start w:val="1"/>
+      <w:numFmt w:val="bullet"/>
+      <w:lvlText w:val="o"/>
+      <w:lvlJc w:val="left"/>
+      <w:pPr>
+        <w:ind w:left="4320" w:hanging="360"/>
+      </w:pPr>
+      <w:rPr>
+        <w:rFonts w:ascii="Courier New" w:hAnsi="Courier New" w:cs="Courier New" w:hint="default"/>
+      </w:rPr>
+    </w:lvl>
+    <w:lvl w:ilvl="5" w:tplc="04090005" w:tentative="1">
+      <w:start w:val="1"/>
+      <w:numFmt w:val="bullet"/>
+      <w:lvlText w:val=""/>
+      <w:lvlJc w:val="left"/>
+      <w:pPr>
+        <w:ind w:left="5040" w:hanging="360"/>
+      </w:pPr>
+      <w:rPr>
+        <w:rFonts w:ascii="Wingdings" w:hAnsi="Wingdings" w:hint="default"/>
+      </w:rPr>
+    </w:lvl>
+    <w:lvl w:ilvl="6" w:tplc="04090001" w:tentative="1">
+      <w:start w:val="1"/>
+      <w:numFmt w:val="bullet"/>
+      <w:lvlText w:val=""/>
+      <w:lvlJc w:val="left"/>
+      <w:pPr>
+        <w:ind w:left="5760" w:hanging="360"/>
+      </w:pPr>
+      <w:rPr>
+        <w:rFonts w:ascii="Symbol" w:hAnsi="Symbol" w:hint="default"/>
+      </w:rPr>
+    </w:lvl>
+    <w:lvl w:ilvl="7" w:tplc="04090003" w:tentative="1">
+      <w:start w:val="1"/>
+      <w:numFmt w:val="bullet"/>
+      <w:lvlText w:val="o"/>
+      <w:lvlJc w:val="left"/>
+      <w:pPr>
+        <w:ind w:left="6480" w:hanging="360"/>
+      </w:pPr>
+      <w:rPr>
+        <w:rFonts w:ascii="Courier New" w:hAnsi="Courier New" w:cs="Courier New" w:hint="default"/>
+      </w:rPr>
+    </w:lvl>
+    <w:lvl w:ilvl="8" w:tplc="04090005" w:tentative="1">
+      <w:start w:val="1"/>
+      <w:numFmt w:val="bullet"/>
+      <w:lvlText w:val=""/>
+      <w:lvlJc w:val="left"/>
+      <w:pPr>
+        <w:ind w:left="7200" w:hanging="360"/>
+      </w:pPr>
+      <w:rPr>
+        <w:rFonts w:ascii="Wingdings" w:hAnsi="Wingdings" w:hint="default"/>
+      </w:rPr>
+    </w:lvl>
+  </w:abstractNum>
+  <w:abstractNum w:abstractNumId="24" w15:restartNumberingAfterBreak="0">
+    <w:nsid w:val="61D574C3"/>
+    <w:multiLevelType w:val="hybridMultilevel"/>
+    <w:tmpl w:val="58A05AD0"/>
+    <w:lvl w:ilvl="0" w:tplc="04090001">
+      <w:start w:val="1"/>
+      <w:numFmt w:val="bullet"/>
+      <w:lvlText w:val=""/>
+      <w:lvlJc w:val="left"/>
+      <w:pPr>
+        <w:ind w:left="1440" w:hanging="360"/>
+      </w:pPr>
+      <w:rPr>
+        <w:rFonts w:ascii="Symbol" w:hAnsi="Symbol" w:hint="default"/>
+      </w:rPr>
+    </w:lvl>
+    <w:lvl w:ilvl="1" w:tplc="04090003" w:tentative="1">
+      <w:start w:val="1"/>
+      <w:numFmt w:val="bullet"/>
+      <w:lvlText w:val="o"/>
+      <w:lvlJc w:val="left"/>
+      <w:pPr>
+        <w:ind w:left="2160" w:hanging="360"/>
+      </w:pPr>
+      <w:rPr>
+        <w:rFonts w:ascii="Courier New" w:hAnsi="Courier New" w:cs="Courier New" w:hint="default"/>
+      </w:rPr>
+    </w:lvl>
+    <w:lvl w:ilvl="2" w:tplc="04090005" w:tentative="1">
+      <w:start w:val="1"/>
+      <w:numFmt w:val="bullet"/>
+      <w:lvlText w:val=""/>
+      <w:lvlJc w:val="left"/>
+      <w:pPr>
+        <w:ind w:left="2880" w:hanging="360"/>
+      </w:pPr>
+      <w:rPr>
+        <w:rFonts w:ascii="Wingdings" w:hAnsi="Wingdings" w:hint="default"/>
+      </w:rPr>
+    </w:lvl>
+    <w:lvl w:ilvl="3" w:tplc="04090001" w:tentative="1">
+      <w:start w:val="1"/>
+      <w:numFmt w:val="bullet"/>
+      <w:lvlText w:val=""/>
+      <w:lvlJc w:val="left"/>
+      <w:pPr>
+        <w:ind w:left="3600" w:hanging="360"/>
+      </w:pPr>
+      <w:rPr>
+        <w:rFonts w:ascii="Symbol" w:hAnsi="Symbol" w:hint="default"/>
+      </w:rPr>
+    </w:lvl>
+    <w:lvl w:ilvl="4" w:tplc="04090003" w:tentative="1">
+      <w:start w:val="1"/>
+      <w:numFmt w:val="bullet"/>
+      <w:lvlText w:val="o"/>
+      <w:lvlJc w:val="left"/>
+      <w:pPr>
+        <w:ind w:left="4320" w:hanging="360"/>
+      </w:pPr>
+      <w:rPr>
+        <w:rFonts w:ascii="Courier New" w:hAnsi="Courier New" w:cs="Courier New" w:hint="default"/>
+      </w:rPr>
+    </w:lvl>
+    <w:lvl w:ilvl="5" w:tplc="04090005" w:tentative="1">
+      <w:start w:val="1"/>
+      <w:numFmt w:val="bullet"/>
+      <w:lvlText w:val=""/>
+      <w:lvlJc w:val="left"/>
+      <w:pPr>
+        <w:ind w:left="5040" w:hanging="360"/>
+      </w:pPr>
+      <w:rPr>
+        <w:rFonts w:ascii="Wingdings" w:hAnsi="Wingdings" w:hint="default"/>
+      </w:rPr>
+    </w:lvl>
+    <w:lvl w:ilvl="6" w:tplc="04090001" w:tentative="1">
+      <w:start w:val="1"/>
+      <w:numFmt w:val="bullet"/>
+      <w:lvlText w:val=""/>
+      <w:lvlJc w:val="left"/>
+      <w:pPr>
+        <w:ind w:left="5760" w:hanging="360"/>
+      </w:pPr>
+      <w:rPr>
+        <w:rFonts w:ascii="Symbol" w:hAnsi="Symbol" w:hint="default"/>
+      </w:rPr>
+    </w:lvl>
+    <w:lvl w:ilvl="7" w:tplc="04090003" w:tentative="1">
+      <w:start w:val="1"/>
+      <w:numFmt w:val="bullet"/>
+      <w:lvlText w:val="o"/>
+      <w:lvlJc w:val="left"/>
+      <w:pPr>
+        <w:ind w:left="6480" w:hanging="360"/>
+      </w:pPr>
+      <w:rPr>
+        <w:rFonts w:ascii="Courier New" w:hAnsi="Courier New" w:cs="Courier New" w:hint="default"/>
+      </w:rPr>
+    </w:lvl>
+    <w:lvl w:ilvl="8" w:tplc="04090005" w:tentative="1">
+      <w:start w:val="1"/>
+      <w:numFmt w:val="bullet"/>
+      <w:lvlText w:val=""/>
+      <w:lvlJc w:val="left"/>
+      <w:pPr>
+        <w:ind w:left="7200" w:hanging="360"/>
+      </w:pPr>
+      <w:rPr>
+        <w:rFonts w:ascii="Wingdings" w:hAnsi="Wingdings" w:hint="default"/>
+      </w:rPr>
+    </w:lvl>
+  </w:abstractNum>
+  <w:abstractNum w:abstractNumId="25" w15:restartNumberingAfterBreak="0">
     <w:nsid w:val="69FF2F75"/>
     <w:multiLevelType w:val="multilevel"/>
     <w:tmpl w:val="33C09294"/>
@@ -10420,7 +10918,7 @@
       </w:rPr>
     </w:lvl>
   </w:abstractNum>
-  <w:abstractNum w:abstractNumId="22" w15:restartNumberingAfterBreak="0">
+  <w:abstractNum w:abstractNumId="26" w15:restartNumberingAfterBreak="0">
     <w:nsid w:val="71D676C6"/>
     <w:multiLevelType w:val="multilevel"/>
     <w:tmpl w:val="33C09294"/>
@@ -10588,10 +11086,10 @@
     <w:abstractNumId w:val="0"/>
   </w:num>
   <w:num w:numId="7">
-    <w:abstractNumId w:val="9"/>
+    <w:abstractNumId w:val="10"/>
   </w:num>
   <w:num w:numId="8">
-    <w:abstractNumId w:val="15"/>
+    <w:abstractNumId w:val="16"/>
   </w:num>
   <w:num w:numId="9">
     <w:abstractNumId w:val="8"/>
@@ -10600,43 +11098,55 @@
     <w:abstractNumId w:val="7"/>
   </w:num>
   <w:num w:numId="11">
-    <w:abstractNumId w:val="11"/>
+    <w:abstractNumId w:val="12"/>
   </w:num>
   <w:num w:numId="12">
-    <w:abstractNumId w:val="13"/>
+    <w:abstractNumId w:val="14"/>
   </w:num>
   <w:num w:numId="13">
     <w:abstractNumId w:val="6"/>
   </w:num>
   <w:num w:numId="14">
-    <w:abstractNumId w:val="12"/>
+    <w:abstractNumId w:val="13"/>
   </w:num>
   <w:num w:numId="15">
+    <w:abstractNumId w:val="25"/>
+  </w:num>
+  <w:num w:numId="16">
+    <w:abstractNumId w:val="26"/>
+  </w:num>
+  <w:num w:numId="17">
+    <w:abstractNumId w:val="15"/>
+  </w:num>
+  <w:num w:numId="18">
     <w:abstractNumId w:val="21"/>
   </w:num>
-  <w:num w:numId="16">
+  <w:num w:numId="19">
+    <w:abstractNumId w:val="19"/>
+  </w:num>
+  <w:num w:numId="20">
+    <w:abstractNumId w:val="20"/>
+  </w:num>
+  <w:num w:numId="21">
+    <w:abstractNumId w:val="18"/>
+  </w:num>
+  <w:num w:numId="22">
+    <w:abstractNumId w:val="11"/>
+  </w:num>
+  <w:num w:numId="23">
+    <w:abstractNumId w:val="17"/>
+  </w:num>
+  <w:num w:numId="24">
+    <w:abstractNumId w:val="9"/>
+  </w:num>
+  <w:num w:numId="25">
     <w:abstractNumId w:val="22"/>
   </w:num>
-  <w:num w:numId="17">
-    <w:abstractNumId w:val="14"/>
+  <w:num w:numId="26">
+    <w:abstractNumId w:val="23"/>
   </w:num>
-  <w:num w:numId="18">
-    <w:abstractNumId w:val="20"/>
-  </w:num>
-  <w:num w:numId="19">
-    <w:abstractNumId w:val="18"/>
-  </w:num>
-  <w:num w:numId="20">
-    <w:abstractNumId w:val="19"/>
-  </w:num>
-  <w:num w:numId="21">
-    <w:abstractNumId w:val="17"/>
-  </w:num>
-  <w:num w:numId="22">
-    <w:abstractNumId w:val="10"/>
-  </w:num>
-  <w:num w:numId="23">
-    <w:abstractNumId w:val="16"/>
+  <w:num w:numId="27">
+    <w:abstractNumId w:val="24"/>
   </w:num>
   <w:numIdMacAtCleanup w:val="23"/>
 </w:numbering>
@@ -22562,7 +23072,7 @@
 </file>
 
 <file path=customXml/itemProps1.xml><?xml version="1.0" encoding="utf-8"?>
-<ds:datastoreItem xmlns:ds="http://schemas.openxmlformats.org/officeDocument/2006/customXml" ds:itemID="{B011B0CE-68CF-4C56-930F-6A98B52C68BE}">
+<ds:datastoreItem xmlns:ds="http://schemas.openxmlformats.org/officeDocument/2006/customXml" ds:itemID="{37074608-C9A9-4800-BE29-1DE9B75B3144}">
   <ds:schemaRefs>
     <ds:schemaRef ds:uri="http://schemas.openxmlformats.org/officeDocument/2006/bibliography"/>
   </ds:schemaRefs>
